--- a/spa/docx/44.content.docx
+++ b/spa/docx/44.content.docx
@@ -19,7 +19,7 @@
         <w:rPr>
           <w:lang w:val="es_ES" w:bidi="es_ES"/>
         </w:rPr>
-        <w:t>Resource: Notas de Estudio - Introducciones a los Libros (Tyndale)</w:t>
+        <w:t>Resource: Tyndale Open Study Notes</w:t>
       </w:r>
       <w:r>
         <w:rPr>
@@ -112,7 +112,7 @@
         <w:rPr>
           <w:lang w:val="es_ES" w:bidi="es_ES"/>
         </w:rPr>
-        <w:t>Notas de Estudio - Introducciones a los Libros (Tyndale)</w:t>
+        <w:t>Tyndale Open Study Notes</w:t>
       </w:r>
     </w:p>
     <w:p>

--- a/spa/docx/44.content.docx
+++ b/spa/docx/44.content.docx
@@ -19,7 +19,7 @@
         <w:rPr>
           <w:lang w:val="es_ES" w:bidi="es_ES"/>
         </w:rPr>
-        <w:t>Resource: Tyndale Open Study Notes</w:t>
+        <w:t>Resource: Aquifer Open Study Notes (Book Intros)</w:t>
       </w:r>
       <w:r>
         <w:rPr>
@@ -112,7 +112,7 @@
         <w:rPr>
           <w:lang w:val="es_ES" w:bidi="es_ES"/>
         </w:rPr>
-        <w:t>Tyndale Open Study Notes</w:t>
+        <w:t>Aquifer Open Study Notes (Book Intros)</w:t>
       </w:r>
     </w:p>
     <w:p>

--- a/spa/docx/44.content.docx
+++ b/spa/docx/44.content.docx
@@ -286,72 +286,48 @@
         </w:rPr>
         <w:t>Era importante para Lucas mostrar que el amor y la misericordia de Dios alcanzan a todas las personas — “Dios no hace acepción de personas”, como Pedro le dijo a Cornelio (</w:t>
       </w:r>
-      <w:hyperlink r:id="rId13">
-        <w:r>
-          <w:rPr>
-            <w:lang w:val="es_ES" w:bidi="es_ES"/>
-          </w:rPr>
-          <w:rPr>
-            <w:color w:val="0000EE"/>
-            <w:u w:val="single"/>
-          </w:rPr>
-          <w:t>10.34</w:t>
-        </w:r>
-      </w:hyperlink>
+      <w:r>
+        <w:rPr>
+          <w:lang w:val="es_ES" w:bidi="es_ES"/>
+        </w:rPr>
+        <w:t>10.34</w:t>
+      </w:r>
       <w:r>
         <w:rPr>
           <w:lang w:val="es_ES" w:bidi="es_ES"/>
         </w:rPr>
         <w:t>). Cristo es el único Salvador (</w:t>
       </w:r>
-      <w:hyperlink r:id="rId14">
-        <w:r>
-          <w:rPr>
-            <w:lang w:val="es_ES" w:bidi="es_ES"/>
-          </w:rPr>
-          <w:rPr>
-            <w:color w:val="0000EE"/>
-            <w:u w:val="single"/>
-          </w:rPr>
-          <w:t>4.12</w:t>
-        </w:r>
-      </w:hyperlink>
+      <w:r>
+        <w:rPr>
+          <w:lang w:val="es_ES" w:bidi="es_ES"/>
+        </w:rPr>
+        <w:t>4.12</w:t>
+      </w:r>
       <w:r>
         <w:rPr>
           <w:lang w:val="es_ES" w:bidi="es_ES"/>
         </w:rPr>
         <w:t xml:space="preserve">), y todos pueden creer en él para la salvación y una nueva vida (ver </w:t>
       </w:r>
-      <w:hyperlink r:id="rId15">
-        <w:r>
-          <w:rPr>
-            <w:lang w:val="es_ES" w:bidi="es_ES"/>
-          </w:rPr>
-          <w:rPr>
-            <w:color w:val="0000EE"/>
-            <w:u w:val="single"/>
-          </w:rPr>
-          <w:t>16.30–31</w:t>
-        </w:r>
-      </w:hyperlink>
+      <w:r>
+        <w:rPr>
+          <w:lang w:val="es_ES" w:bidi="es_ES"/>
+        </w:rPr>
+        <w:t>16.30–31</w:t>
+      </w:r>
       <w:r>
         <w:rPr>
           <w:lang w:val="es_ES" w:bidi="es_ES"/>
         </w:rPr>
         <w:t xml:space="preserve">). A pesar de la tendencia de los cristianos judíos a guardar la gracia de Dios para sí mismos, la iglesia llegó a la conclusión unánime de que los gentiles están completamente incluidos en las promesas de Dios (ver </w:t>
       </w:r>
-      <w:hyperlink r:id="rId16">
-        <w:r>
-          <w:rPr>
-            <w:lang w:val="es_ES" w:bidi="es_ES"/>
-          </w:rPr>
-          <w:rPr>
-            <w:color w:val="0000EE"/>
-            <w:u w:val="single"/>
-          </w:rPr>
-          <w:t>15.1–31</w:t>
-        </w:r>
-      </w:hyperlink>
+      <w:r>
+        <w:rPr>
+          <w:lang w:val="es_ES" w:bidi="es_ES"/>
+        </w:rPr>
+        <w:t>15.1–31</w:t>
+      </w:r>
       <w:r>
         <w:rPr>
           <w:lang w:val="es_ES" w:bidi="es_ES"/>
@@ -383,54 +359,36 @@
         </w:rPr>
         <w:t>Los apóstoles y otros seguidores de Cristo fueron llenos del Espíritu y capacitados para llevar a cabo la gran comisión (</w:t>
       </w:r>
-      <w:hyperlink r:id="rId17">
-        <w:r>
-          <w:rPr>
-            <w:lang w:val="es_ES" w:bidi="es_ES"/>
-          </w:rPr>
-          <w:rPr>
-            <w:color w:val="0000EE"/>
-            <w:u w:val="single"/>
-          </w:rPr>
-          <w:t>Mat 28.18–20</w:t>
-        </w:r>
-      </w:hyperlink>
+      <w:r>
+        <w:rPr>
+          <w:lang w:val="es_ES" w:bidi="es_ES"/>
+        </w:rPr>
+        <w:t>Mat 28.18–20</w:t>
+      </w:r>
       <w:r>
         <w:rPr>
           <w:lang w:val="es_ES" w:bidi="es_ES"/>
         </w:rPr>
         <w:t>). Hechos destaca específicamente los ministerios de Pedro (</w:t>
       </w:r>
-      <w:hyperlink r:id="rId18">
-        <w:r>
-          <w:rPr>
-            <w:lang w:val="es_ES" w:bidi="es_ES"/>
-          </w:rPr>
-          <w:rPr>
-            <w:color w:val="0000EE"/>
-            <w:u w:val="single"/>
-          </w:rPr>
-          <w:t>Hechos 1.1–12.25</w:t>
-        </w:r>
-      </w:hyperlink>
+      <w:r>
+        <w:rPr>
+          <w:lang w:val="es_ES" w:bidi="es_ES"/>
+        </w:rPr>
+        <w:t>Hechos 1.1–12.25</w:t>
+      </w:r>
       <w:r>
         <w:rPr>
           <w:lang w:val="es_ES" w:bidi="es_ES"/>
         </w:rPr>
         <w:t>) y de Pablo (</w:t>
       </w:r>
-      <w:hyperlink r:id="rId19">
-        <w:r>
-          <w:rPr>
-            <w:lang w:val="es_ES" w:bidi="es_ES"/>
-          </w:rPr>
-          <w:rPr>
-            <w:color w:val="0000EE"/>
-            <w:u w:val="single"/>
-          </w:rPr>
-          <w:t>13.1–28.31</w:t>
-        </w:r>
-      </w:hyperlink>
+      <w:r>
+        <w:rPr>
+          <w:lang w:val="es_ES" w:bidi="es_ES"/>
+        </w:rPr>
+        <w:t>13.1–28.31</w:t>
+      </w:r>
       <w:r>
         <w:rPr>
           <w:lang w:val="es_ES" w:bidi="es_ES"/>
@@ -451,198 +409,132 @@
         </w:rPr>
         <w:t xml:space="preserve">Hechos sigue un esquema geográfico basado en </w:t>
       </w:r>
-      <w:hyperlink r:id="rId20">
-        <w:r>
-          <w:rPr>
-            <w:lang w:val="es_ES" w:bidi="es_ES"/>
-          </w:rPr>
-          <w:rPr>
-            <w:color w:val="0000EE"/>
-            <w:u w:val="single"/>
-          </w:rPr>
-          <w:t>1.8</w:t>
-        </w:r>
-      </w:hyperlink>
+      <w:r>
+        <w:rPr>
+          <w:lang w:val="es_ES" w:bidi="es_ES"/>
+        </w:rPr>
+        <w:t>1.8</w:t>
+      </w:r>
       <w:r>
         <w:rPr>
           <w:lang w:val="es_ES" w:bidi="es_ES"/>
         </w:rPr>
         <w:t>. El mensaje cristiano y la comunidad de creyentes se extendieron en Jerusalén (</w:t>
       </w:r>
-      <w:hyperlink r:id="rId21">
-        <w:r>
-          <w:rPr>
-            <w:lang w:val="es_ES" w:bidi="es_ES"/>
-          </w:rPr>
-          <w:rPr>
-            <w:color w:val="0000EE"/>
-            <w:u w:val="single"/>
-          </w:rPr>
-          <w:t>1.1–8:3</w:t>
-        </w:r>
-      </w:hyperlink>
+      <w:r>
+        <w:rPr>
+          <w:lang w:val="es_ES" w:bidi="es_ES"/>
+        </w:rPr>
+        <w:t>1.1–8:3</w:t>
+      </w:r>
       <w:r>
         <w:rPr>
           <w:lang w:val="es_ES" w:bidi="es_ES"/>
         </w:rPr>
         <w:t>), en Palestina y Siria (</w:t>
       </w:r>
-      <w:hyperlink r:id="rId22">
-        <w:r>
-          <w:rPr>
-            <w:lang w:val="es_ES" w:bidi="es_ES"/>
-          </w:rPr>
-          <w:rPr>
-            <w:color w:val="0000EE"/>
-            <w:u w:val="single"/>
-          </w:rPr>
-          <w:t>8.4–12:25</w:t>
-        </w:r>
-      </w:hyperlink>
+      <w:r>
+        <w:rPr>
+          <w:lang w:val="es_ES" w:bidi="es_ES"/>
+        </w:rPr>
+        <w:t>8.4–12:25</w:t>
+      </w:r>
       <w:r>
         <w:rPr>
           <w:lang w:val="es_ES" w:bidi="es_ES"/>
         </w:rPr>
         <w:t>), y en el mundo gentil a lo largo del imperio romano (</w:t>
       </w:r>
-      <w:hyperlink r:id="rId19">
-        <w:r>
-          <w:rPr>
-            <w:lang w:val="es_ES" w:bidi="es_ES"/>
-          </w:rPr>
-          <w:rPr>
-            <w:color w:val="0000EE"/>
-            <w:u w:val="single"/>
-          </w:rPr>
-          <w:t>13.1–28.31</w:t>
-        </w:r>
-      </w:hyperlink>
+      <w:r>
+        <w:rPr>
+          <w:lang w:val="es_ES" w:bidi="es_ES"/>
+        </w:rPr>
+        <w:t>13.1–28.31</w:t>
+      </w:r>
       <w:r>
         <w:rPr>
           <w:lang w:val="es_ES" w:bidi="es_ES"/>
         </w:rPr>
         <w:t xml:space="preserve">). La palabra final en el texto griego de Hechos (akōlutōs, “sin impedimento” </w:t>
       </w:r>
-      <w:hyperlink r:id="rId23">
-        <w:r>
-          <w:rPr>
-            <w:lang w:val="es_ES" w:bidi="es_ES"/>
-          </w:rPr>
-          <w:rPr>
-            <w:color w:val="0000EE"/>
-            <w:u w:val="single"/>
-          </w:rPr>
-          <w:t>28.31</w:t>
-        </w:r>
-      </w:hyperlink>
+      <w:r>
+        <w:rPr>
+          <w:lang w:val="es_ES" w:bidi="es_ES"/>
+        </w:rPr>
+        <w:t>28.31</w:t>
+      </w:r>
       <w:r>
         <w:rPr>
           <w:lang w:val="es_ES" w:bidi="es_ES"/>
         </w:rPr>
         <w:t>) recuerda la difusión sin impedimentos del evangelio a los judíos (</w:t>
       </w:r>
-      <w:hyperlink r:id="rId24">
-        <w:r>
-          <w:rPr>
-            <w:lang w:val="es_ES" w:bidi="es_ES"/>
-          </w:rPr>
-          <w:rPr>
-            <w:color w:val="0000EE"/>
-            <w:u w:val="single"/>
-          </w:rPr>
-          <w:t>3.1–5.42</w:t>
-        </w:r>
-      </w:hyperlink>
+      <w:r>
+        <w:rPr>
+          <w:lang w:val="es_ES" w:bidi="es_ES"/>
+        </w:rPr>
+        <w:t>3.1–5.42</w:t>
+      </w:r>
       <w:r>
         <w:rPr>
           <w:lang w:val="es_ES" w:bidi="es_ES"/>
         </w:rPr>
         <w:t>), a los samaritanos (</w:t>
       </w:r>
-      <w:hyperlink r:id="rId25">
-        <w:r>
-          <w:rPr>
-            <w:lang w:val="es_ES" w:bidi="es_ES"/>
-          </w:rPr>
-          <w:rPr>
-            <w:color w:val="0000EE"/>
-            <w:u w:val="single"/>
-          </w:rPr>
-          <w:t>6.1–8.40</w:t>
-        </w:r>
-      </w:hyperlink>
+      <w:r>
+        <w:rPr>
+          <w:lang w:val="es_ES" w:bidi="es_ES"/>
+        </w:rPr>
+        <w:t>6.1–8.40</w:t>
+      </w:r>
       <w:r>
         <w:rPr>
           <w:lang w:val="es_ES" w:bidi="es_ES"/>
         </w:rPr>
         <w:t>), a los “temerosos de Dios” (</w:t>
       </w:r>
-      <w:hyperlink r:id="rId26">
-        <w:r>
-          <w:rPr>
-            <w:lang w:val="es_ES" w:bidi="es_ES"/>
-          </w:rPr>
-          <w:rPr>
-            <w:color w:val="0000EE"/>
-            <w:u w:val="single"/>
-          </w:rPr>
-          <w:t>8.26–40</w:t>
-        </w:r>
-      </w:hyperlink>
+      <w:r>
+        <w:rPr>
+          <w:lang w:val="es_ES" w:bidi="es_ES"/>
+        </w:rPr>
+        <w:t>8.26–40</w:t>
+      </w:r>
       <w:r>
         <w:rPr>
           <w:lang w:val="es_ES" w:bidi="es_ES"/>
         </w:rPr>
         <w:t xml:space="preserve">; </w:t>
       </w:r>
-      <w:hyperlink r:id="rId27">
-        <w:r>
-          <w:rPr>
-            <w:lang w:val="es_ES" w:bidi="es_ES"/>
-          </w:rPr>
-          <w:rPr>
-            <w:color w:val="0000EE"/>
-            <w:u w:val="single"/>
-          </w:rPr>
-          <w:t>9.32–11.18</w:t>
-        </w:r>
-      </w:hyperlink>
+      <w:r>
+        <w:rPr>
+          <w:lang w:val="es_ES" w:bidi="es_ES"/>
+        </w:rPr>
+        <w:t>9.32–11.18</w:t>
+      </w:r>
       <w:r>
         <w:rPr>
           <w:lang w:val="es_ES" w:bidi="es_ES"/>
         </w:rPr>
         <w:t>), y a los gentiles (</w:t>
       </w:r>
-      <w:hyperlink r:id="rId28">
-        <w:r>
-          <w:rPr>
-            <w:lang w:val="es_ES" w:bidi="es_ES"/>
-          </w:rPr>
-          <w:rPr>
-            <w:color w:val="0000EE"/>
-            <w:u w:val="single"/>
-          </w:rPr>
-          <w:t>11:19–30</w:t>
-        </w:r>
-      </w:hyperlink>
+      <w:r>
+        <w:rPr>
+          <w:lang w:val="es_ES" w:bidi="es_ES"/>
+        </w:rPr>
+        <w:t>11:19–30</w:t>
+      </w:r>
       <w:r>
         <w:rPr>
           <w:lang w:val="es_ES" w:bidi="es_ES"/>
         </w:rPr>
         <w:t xml:space="preserve">; </w:t>
       </w:r>
-      <w:hyperlink r:id="rId19">
-        <w:r>
-          <w:rPr>
-            <w:lang w:val="es_ES" w:bidi="es_ES"/>
-          </w:rPr>
-          <w:rPr>
-            <w:color w:val="0000EE"/>
-            <w:u w:val="single"/>
-          </w:rPr>
-          <w:t>13:1–28:31</w:t>
-        </w:r>
-      </w:hyperlink>
+      <w:r>
+        <w:rPr>
+          <w:lang w:val="es_ES" w:bidi="es_ES"/>
+        </w:rPr>
+        <w:t>13:1–28:31</w:t>
+      </w:r>
       <w:r>
         <w:rPr>
           <w:lang w:val="es_ES" w:bidi="es_ES"/>
@@ -688,36 +580,24 @@
         </w:rPr>
         <w:t>Geografía. Hechos muestra cómo el mensaje fue llevado de Jerusalén a Roma (</w:t>
       </w:r>
-      <w:hyperlink r:id="rId20">
-        <w:r>
-          <w:rPr>
-            <w:lang w:val="es_ES" w:bidi="es_ES"/>
-          </w:rPr>
-          <w:rPr>
-            <w:color w:val="0000EE"/>
-            <w:u w:val="single"/>
-          </w:rPr>
-          <w:t>1.8</w:t>
-        </w:r>
-      </w:hyperlink>
+      <w:r>
+        <w:rPr>
+          <w:lang w:val="es_ES" w:bidi="es_ES"/>
+        </w:rPr>
+        <w:t>1.8</w:t>
+      </w:r>
       <w:r>
         <w:rPr>
           <w:lang w:val="es_ES" w:bidi="es_ES"/>
         </w:rPr>
         <w:t xml:space="preserve">; </w:t>
       </w:r>
-      <w:hyperlink r:id="rId29">
-        <w:r>
-          <w:rPr>
-            <w:lang w:val="es_ES" w:bidi="es_ES"/>
-          </w:rPr>
-          <w:rPr>
-            <w:color w:val="0000EE"/>
-            <w:u w:val="single"/>
-          </w:rPr>
-          <w:t>9.15</w:t>
-        </w:r>
-      </w:hyperlink>
+      <w:r>
+        <w:rPr>
+          <w:lang w:val="es_ES" w:bidi="es_ES"/>
+        </w:rPr>
+        <w:t>9.15</w:t>
+      </w:r>
       <w:r>
         <w:rPr>
           <w:lang w:val="es_ES" w:bidi="es_ES"/>
@@ -752,306 +632,204 @@
         </w:rPr>
         <w:t xml:space="preserve">Evangelismo. Hechos da ejemplos claros de cómo los líderes cristianos proclamaron las buenas nuevas a diferentes audiencias (nótense los discursos de los caps </w:t>
       </w:r>
-      <w:hyperlink r:id="rId30">
-        <w:r>
-          <w:rPr>
-            <w:lang w:val="es_ES" w:bidi="es_ES"/>
-          </w:rPr>
-          <w:rPr>
-            <w:color w:val="0000EE"/>
-            <w:u w:val="single"/>
-          </w:rPr>
-          <w:t>2–5</w:t>
-        </w:r>
-      </w:hyperlink>
+      <w:r>
+        <w:rPr>
+          <w:lang w:val="es_ES" w:bidi="es_ES"/>
+        </w:rPr>
+        <w:t>2–5</w:t>
+      </w:r>
       <w:r>
         <w:rPr>
           <w:lang w:val="es_ES" w:bidi="es_ES"/>
         </w:rPr>
         <w:t xml:space="preserve">, </w:t>
       </w:r>
-      <w:hyperlink r:id="rId31">
-        <w:r>
-          <w:rPr>
-            <w:lang w:val="es_ES" w:bidi="es_ES"/>
-          </w:rPr>
-          <w:rPr>
-            <w:color w:val="0000EE"/>
-            <w:u w:val="single"/>
-          </w:rPr>
-          <w:t>7</w:t>
-        </w:r>
-      </w:hyperlink>
+      <w:r>
+        <w:rPr>
+          <w:lang w:val="es_ES" w:bidi="es_ES"/>
+        </w:rPr>
+        <w:t>7</w:t>
+      </w:r>
       <w:r>
         <w:rPr>
           <w:lang w:val="es_ES" w:bidi="es_ES"/>
         </w:rPr>
         <w:t xml:space="preserve">, </w:t>
       </w:r>
-      <w:hyperlink r:id="rId32">
-        <w:r>
-          <w:rPr>
-            <w:lang w:val="es_ES" w:bidi="es_ES"/>
-          </w:rPr>
-          <w:rPr>
-            <w:color w:val="0000EE"/>
-            <w:u w:val="single"/>
-          </w:rPr>
-          <w:t>10</w:t>
-        </w:r>
-      </w:hyperlink>
+      <w:r>
+        <w:rPr>
+          <w:lang w:val="es_ES" w:bidi="es_ES"/>
+        </w:rPr>
+        <w:t>10</w:t>
+      </w:r>
       <w:r>
         <w:rPr>
           <w:lang w:val="es_ES" w:bidi="es_ES"/>
         </w:rPr>
         <w:t xml:space="preserve">, </w:t>
       </w:r>
-      <w:hyperlink r:id="rId33">
-        <w:r>
-          <w:rPr>
-            <w:lang w:val="es_ES" w:bidi="es_ES"/>
-          </w:rPr>
-          <w:rPr>
-            <w:color w:val="0000EE"/>
-            <w:u w:val="single"/>
-          </w:rPr>
-          <w:t>13</w:t>
-        </w:r>
-      </w:hyperlink>
+      <w:r>
+        <w:rPr>
+          <w:lang w:val="es_ES" w:bidi="es_ES"/>
+        </w:rPr>
+        <w:t>13</w:t>
+      </w:r>
       <w:r>
         <w:rPr>
           <w:lang w:val="es_ES" w:bidi="es_ES"/>
         </w:rPr>
         <w:t xml:space="preserve">, </w:t>
       </w:r>
-      <w:hyperlink r:id="rId34">
-        <w:r>
-          <w:rPr>
-            <w:lang w:val="es_ES" w:bidi="es_ES"/>
-          </w:rPr>
-          <w:rPr>
-            <w:color w:val="0000EE"/>
-            <w:u w:val="single"/>
-          </w:rPr>
-          <w:t>22</w:t>
-        </w:r>
-      </w:hyperlink>
+      <w:r>
+        <w:rPr>
+          <w:lang w:val="es_ES" w:bidi="es_ES"/>
+        </w:rPr>
+        <w:t>22</w:t>
+      </w:r>
       <w:r>
         <w:rPr>
           <w:lang w:val="es_ES" w:bidi="es_ES"/>
         </w:rPr>
         <w:t xml:space="preserve">, </w:t>
       </w:r>
-      <w:hyperlink r:id="rId35">
-        <w:r>
-          <w:rPr>
-            <w:lang w:val="es_ES" w:bidi="es_ES"/>
-          </w:rPr>
-          <w:rPr>
-            <w:color w:val="0000EE"/>
-            <w:u w:val="single"/>
-          </w:rPr>
-          <w:t>26</w:t>
-        </w:r>
-      </w:hyperlink>
+      <w:r>
+        <w:rPr>
+          <w:lang w:val="es_ES" w:bidi="es_ES"/>
+        </w:rPr>
+        <w:t>26</w:t>
+      </w:r>
       <w:r>
         <w:rPr>
           <w:lang w:val="es_ES" w:bidi="es_ES"/>
         </w:rPr>
         <w:t>). Hechos muestra que el evangelio está abierto a todos, no solo a los judíos sino también a los gentiles (</w:t>
       </w:r>
-      <w:hyperlink r:id="rId36">
-        <w:r>
-          <w:rPr>
-            <w:lang w:val="es_ES" w:bidi="es_ES"/>
-          </w:rPr>
-          <w:rPr>
-            <w:color w:val="0000EE"/>
-            <w:u w:val="single"/>
-          </w:rPr>
-          <w:t>2.8–11</w:t>
-        </w:r>
-      </w:hyperlink>
+      <w:r>
+        <w:rPr>
+          <w:lang w:val="es_ES" w:bidi="es_ES"/>
+        </w:rPr>
+        <w:t>2.8–11</w:t>
+      </w:r>
       <w:r>
         <w:rPr>
           <w:lang w:val="es_ES" w:bidi="es_ES"/>
         </w:rPr>
         <w:t xml:space="preserve">; </w:t>
       </w:r>
-      <w:hyperlink r:id="rId26">
-        <w:r>
-          <w:rPr>
-            <w:lang w:val="es_ES" w:bidi="es_ES"/>
-          </w:rPr>
-          <w:rPr>
-            <w:color w:val="0000EE"/>
-            <w:u w:val="single"/>
-          </w:rPr>
-          <w:t>8.26–40</w:t>
-        </w:r>
-      </w:hyperlink>
+      <w:r>
+        <w:rPr>
+          <w:lang w:val="es_ES" w:bidi="es_ES"/>
+        </w:rPr>
+        <w:t>8.26–40</w:t>
+      </w:r>
       <w:r>
         <w:rPr>
           <w:lang w:val="es_ES" w:bidi="es_ES"/>
         </w:rPr>
         <w:t xml:space="preserve">; </w:t>
       </w:r>
-      <w:hyperlink r:id="rId37">
-        <w:r>
-          <w:rPr>
-            <w:lang w:val="es_ES" w:bidi="es_ES"/>
-          </w:rPr>
-          <w:rPr>
-            <w:color w:val="0000EE"/>
-            <w:u w:val="single"/>
-          </w:rPr>
-          <w:t>10.1–11.18</w:t>
-        </w:r>
-      </w:hyperlink>
+      <w:r>
+        <w:rPr>
+          <w:lang w:val="es_ES" w:bidi="es_ES"/>
+        </w:rPr>
+        <w:t>10.1–11.18</w:t>
+      </w:r>
       <w:r>
         <w:rPr>
           <w:lang w:val="es_ES" w:bidi="es_ES"/>
         </w:rPr>
         <w:t>), y no solo a los hombres sino también a las mujeres (</w:t>
       </w:r>
-      <w:hyperlink r:id="rId38">
-        <w:r>
-          <w:rPr>
-            <w:lang w:val="es_ES" w:bidi="es_ES"/>
-          </w:rPr>
-          <w:rPr>
-            <w:color w:val="0000EE"/>
-            <w:u w:val="single"/>
-          </w:rPr>
-          <w:t>5.14</w:t>
-        </w:r>
-      </w:hyperlink>
+      <w:r>
+        <w:rPr>
+          <w:lang w:val="es_ES" w:bidi="es_ES"/>
+        </w:rPr>
+        <w:t>5.14</w:t>
+      </w:r>
       <w:r>
         <w:rPr>
           <w:lang w:val="es_ES" w:bidi="es_ES"/>
         </w:rPr>
         <w:t xml:space="preserve">; </w:t>
       </w:r>
-      <w:hyperlink r:id="rId39">
-        <w:r>
-          <w:rPr>
-            <w:lang w:val="es_ES" w:bidi="es_ES"/>
-          </w:rPr>
-          <w:rPr>
-            <w:color w:val="0000EE"/>
-            <w:u w:val="single"/>
-          </w:rPr>
-          <w:t>8.12</w:t>
-        </w:r>
-      </w:hyperlink>
+      <w:r>
+        <w:rPr>
+          <w:lang w:val="es_ES" w:bidi="es_ES"/>
+        </w:rPr>
+        <w:t>8.12</w:t>
+      </w:r>
       <w:r>
         <w:rPr>
           <w:lang w:val="es_ES" w:bidi="es_ES"/>
         </w:rPr>
         <w:t xml:space="preserve">; </w:t>
       </w:r>
-      <w:hyperlink r:id="rId40">
-        <w:r>
-          <w:rPr>
-            <w:lang w:val="es_ES" w:bidi="es_ES"/>
-          </w:rPr>
-          <w:rPr>
-            <w:color w:val="0000EE"/>
-            <w:u w:val="single"/>
-          </w:rPr>
-          <w:t>16.13–15</w:t>
-        </w:r>
-      </w:hyperlink>
+      <w:r>
+        <w:rPr>
+          <w:lang w:val="es_ES" w:bidi="es_ES"/>
+        </w:rPr>
+        <w:t>16.13–15</w:t>
+      </w:r>
       <w:r>
         <w:rPr>
           <w:lang w:val="es_ES" w:bidi="es_ES"/>
         </w:rPr>
         <w:t xml:space="preserve">; </w:t>
       </w:r>
-      <w:hyperlink r:id="rId41">
-        <w:r>
-          <w:rPr>
-            <w:lang w:val="es_ES" w:bidi="es_ES"/>
-          </w:rPr>
-          <w:rPr>
-            <w:color w:val="0000EE"/>
-            <w:u w:val="single"/>
-          </w:rPr>
-          <w:t>17.4</w:t>
-        </w:r>
-      </w:hyperlink>
+      <w:r>
+        <w:rPr>
+          <w:lang w:val="es_ES" w:bidi="es_ES"/>
+        </w:rPr>
+        <w:t>17.4</w:t>
+      </w:r>
       <w:r>
         <w:rPr>
           <w:lang w:val="es_ES" w:bidi="es_ES"/>
         </w:rPr>
         <w:t xml:space="preserve">, </w:t>
       </w:r>
-      <w:hyperlink r:id="rId42">
-        <w:r>
-          <w:rPr>
-            <w:lang w:val="es_ES" w:bidi="es_ES"/>
-          </w:rPr>
-          <w:rPr>
-            <w:color w:val="0000EE"/>
-            <w:u w:val="single"/>
-          </w:rPr>
-          <w:t>12</w:t>
-        </w:r>
-      </w:hyperlink>
+      <w:r>
+        <w:rPr>
+          <w:lang w:val="es_ES" w:bidi="es_ES"/>
+        </w:rPr>
+        <w:t>12</w:t>
+      </w:r>
       <w:r>
         <w:rPr>
           <w:lang w:val="es_ES" w:bidi="es_ES"/>
         </w:rPr>
         <w:t xml:space="preserve">, </w:t>
       </w:r>
-      <w:hyperlink r:id="rId43">
-        <w:r>
-          <w:rPr>
-            <w:lang w:val="es_ES" w:bidi="es_ES"/>
-          </w:rPr>
-          <w:rPr>
-            <w:color w:val="0000EE"/>
-            <w:u w:val="single"/>
-          </w:rPr>
-          <w:t>34</w:t>
-        </w:r>
-      </w:hyperlink>
+      <w:r>
+        <w:rPr>
+          <w:lang w:val="es_ES" w:bidi="es_ES"/>
+        </w:rPr>
+        <w:t>34</w:t>
+      </w:r>
       <w:r>
         <w:rPr>
           <w:lang w:val="es_ES" w:bidi="es_ES"/>
         </w:rPr>
         <w:t xml:space="preserve">; </w:t>
       </w:r>
-      <w:hyperlink r:id="rId44">
-        <w:r>
-          <w:rPr>
-            <w:lang w:val="es_ES" w:bidi="es_ES"/>
-          </w:rPr>
-          <w:rPr>
-            <w:color w:val="0000EE"/>
-            <w:u w:val="single"/>
-          </w:rPr>
-          <w:t>18.26</w:t>
-        </w:r>
-      </w:hyperlink>
+      <w:r>
+        <w:rPr>
+          <w:lang w:val="es_ES" w:bidi="es_ES"/>
+        </w:rPr>
+        <w:t>18.26</w:t>
+      </w:r>
       <w:r>
         <w:rPr>
           <w:lang w:val="es_ES" w:bidi="es_ES"/>
         </w:rPr>
         <w:t xml:space="preserve">; </w:t>
       </w:r>
-      <w:hyperlink r:id="rId45">
-        <w:r>
-          <w:rPr>
-            <w:lang w:val="es_ES" w:bidi="es_ES"/>
-          </w:rPr>
-          <w:rPr>
-            <w:color w:val="0000EE"/>
-            <w:u w:val="single"/>
-          </w:rPr>
-          <w:t>21.9</w:t>
-        </w:r>
-      </w:hyperlink>
+      <w:r>
+        <w:rPr>
+          <w:lang w:val="es_ES" w:bidi="es_ES"/>
+        </w:rPr>
+        <w:t>21.9</w:t>
+      </w:r>
       <w:r>
         <w:rPr>
           <w:lang w:val="es_ES" w:bidi="es_ES"/>
@@ -1072,72 +850,48 @@
         </w:rPr>
         <w:t>Política. Hechos presenta una fuerte defensa de la fe cristiana ante los judíos (</w:t>
       </w:r>
-      <w:hyperlink r:id="rId46">
-        <w:r>
-          <w:rPr>
-            <w:lang w:val="es_ES" w:bidi="es_ES"/>
-          </w:rPr>
-          <w:rPr>
-            <w:color w:val="0000EE"/>
-            <w:u w:val="single"/>
-          </w:rPr>
-          <w:t>4.8–12</w:t>
-        </w:r>
-      </w:hyperlink>
+      <w:r>
+        <w:rPr>
+          <w:lang w:val="es_ES" w:bidi="es_ES"/>
+        </w:rPr>
+        <w:t>4.8–12</w:t>
+      </w:r>
       <w:r>
         <w:rPr>
           <w:lang w:val="es_ES" w:bidi="es_ES"/>
         </w:rPr>
         <w:t xml:space="preserve">; </w:t>
       </w:r>
-      <w:hyperlink r:id="rId47">
-        <w:r>
-          <w:rPr>
-            <w:lang w:val="es_ES" w:bidi="es_ES"/>
-          </w:rPr>
-          <w:rPr>
-            <w:color w:val="0000EE"/>
-            <w:u w:val="single"/>
-          </w:rPr>
-          <w:t>7.2–53</w:t>
-        </w:r>
-      </w:hyperlink>
+      <w:r>
+        <w:rPr>
+          <w:lang w:val="es_ES" w:bidi="es_ES"/>
+        </w:rPr>
+        <w:t>7.2–53</w:t>
+      </w:r>
       <w:r>
         <w:rPr>
           <w:lang w:val="es_ES" w:bidi="es_ES"/>
         </w:rPr>
         <w:t>) y ante los gentiles (</w:t>
       </w:r>
-      <w:hyperlink r:id="rId48">
-        <w:r>
-          <w:rPr>
-            <w:lang w:val="es_ES" w:bidi="es_ES"/>
-          </w:rPr>
-          <w:rPr>
-            <w:color w:val="0000EE"/>
-            <w:u w:val="single"/>
-          </w:rPr>
-          <w:t>24.10–21</w:t>
-        </w:r>
-      </w:hyperlink>
+      <w:r>
+        <w:rPr>
+          <w:lang w:val="es_ES" w:bidi="es_ES"/>
+        </w:rPr>
+        <w:t>24.10–21</w:t>
+      </w:r>
       <w:r>
         <w:rPr>
           <w:lang w:val="es_ES" w:bidi="es_ES"/>
         </w:rPr>
         <w:t xml:space="preserve">; </w:t>
       </w:r>
-      <w:hyperlink r:id="rId49">
-        <w:r>
-          <w:rPr>
-            <w:lang w:val="es_ES" w:bidi="es_ES"/>
-          </w:rPr>
-          <w:rPr>
-            <w:color w:val="0000EE"/>
-            <w:u w:val="single"/>
-          </w:rPr>
-          <w:t>26.1–23</w:t>
-        </w:r>
-      </w:hyperlink>
+      <w:r>
+        <w:rPr>
+          <w:lang w:val="es_ES" w:bidi="es_ES"/>
+        </w:rPr>
+        <w:t>26.1–23</w:t>
+      </w:r>
       <w:r>
         <w:rPr>
           <w:lang w:val="es_ES" w:bidi="es_ES"/>
@@ -1157,90 +911,60 @@
         </w:rPr>
         <w:t xml:space="preserve"> ("religión permitida") y que no presentaba ningún peligro para el estado romano (</w:t>
       </w:r>
-      <w:hyperlink r:id="rId50">
-        <w:r>
-          <w:rPr>
-            <w:lang w:val="es_ES" w:bidi="es_ES"/>
-          </w:rPr>
-          <w:rPr>
-            <w:color w:val="0000EE"/>
-            <w:u w:val="single"/>
-          </w:rPr>
-          <w:t>18.14–16</w:t>
-        </w:r>
-      </w:hyperlink>
+      <w:r>
+        <w:rPr>
+          <w:lang w:val="es_ES" w:bidi="es_ES"/>
+        </w:rPr>
+        <w:t>18.14–16</w:t>
+      </w:r>
       <w:r>
         <w:rPr>
           <w:lang w:val="es_ES" w:bidi="es_ES"/>
         </w:rPr>
         <w:t xml:space="preserve">; </w:t>
       </w:r>
-      <w:hyperlink r:id="rId51">
-        <w:r>
-          <w:rPr>
-            <w:lang w:val="es_ES" w:bidi="es_ES"/>
-          </w:rPr>
-          <w:rPr>
-            <w:color w:val="0000EE"/>
-            <w:u w:val="single"/>
-          </w:rPr>
-          <w:t>19.37</w:t>
-        </w:r>
-      </w:hyperlink>
+      <w:r>
+        <w:rPr>
+          <w:lang w:val="es_ES" w:bidi="es_ES"/>
+        </w:rPr>
+        <w:t>19.37</w:t>
+      </w:r>
       <w:r>
         <w:rPr>
           <w:lang w:val="es_ES" w:bidi="es_ES"/>
         </w:rPr>
         <w:t xml:space="preserve">; </w:t>
       </w:r>
-      <w:hyperlink r:id="rId52">
-        <w:r>
-          <w:rPr>
-            <w:lang w:val="es_ES" w:bidi="es_ES"/>
-          </w:rPr>
-          <w:rPr>
-            <w:color w:val="0000EE"/>
-            <w:u w:val="single"/>
-          </w:rPr>
-          <w:t>23.29</w:t>
-        </w:r>
-      </w:hyperlink>
+      <w:r>
+        <w:rPr>
+          <w:lang w:val="es_ES" w:bidi="es_ES"/>
+        </w:rPr>
+        <w:t>23.29</w:t>
+      </w:r>
       <w:r>
         <w:rPr>
           <w:lang w:val="es_ES" w:bidi="es_ES"/>
         </w:rPr>
         <w:t xml:space="preserve">; </w:t>
       </w:r>
-      <w:hyperlink r:id="rId53">
-        <w:r>
-          <w:rPr>
-            <w:lang w:val="es_ES" w:bidi="es_ES"/>
-          </w:rPr>
-          <w:rPr>
-            <w:color w:val="0000EE"/>
-            <w:u w:val="single"/>
-          </w:rPr>
-          <w:t>25.25</w:t>
-        </w:r>
-      </w:hyperlink>
+      <w:r>
+        <w:rPr>
+          <w:lang w:val="es_ES" w:bidi="es_ES"/>
+        </w:rPr>
+        <w:t>25.25</w:t>
+      </w:r>
       <w:r>
         <w:rPr>
           <w:lang w:val="es_ES" w:bidi="es_ES"/>
         </w:rPr>
         <w:t xml:space="preserve">; </w:t>
       </w:r>
-      <w:hyperlink r:id="rId54">
-        <w:r>
-          <w:rPr>
-            <w:lang w:val="es_ES" w:bidi="es_ES"/>
-          </w:rPr>
-          <w:rPr>
-            <w:color w:val="0000EE"/>
-            <w:u w:val="single"/>
-          </w:rPr>
-          <w:t>26.32</w:t>
-        </w:r>
-      </w:hyperlink>
+      <w:r>
+        <w:rPr>
+          <w:lang w:val="es_ES" w:bidi="es_ES"/>
+        </w:rPr>
+        <w:t>26.32</w:t>
+      </w:r>
       <w:r>
         <w:rPr>
           <w:lang w:val="es_ES" w:bidi="es_ES"/>
@@ -1272,144 +996,96 @@
         </w:rPr>
         <w:t xml:space="preserve">Lucas fue compañero de viaje de Pablo (ver </w:t>
       </w:r>
-      <w:hyperlink r:id="rId55">
-        <w:r>
-          <w:rPr>
-            <w:lang w:val="es_ES" w:bidi="es_ES"/>
-          </w:rPr>
-          <w:rPr>
-            <w:color w:val="0000EE"/>
-            <w:u w:val="single"/>
-          </w:rPr>
-          <w:t>16.10</w:t>
-        </w:r>
-      </w:hyperlink>
+      <w:r>
+        <w:rPr>
+          <w:lang w:val="es_ES" w:bidi="es_ES"/>
+        </w:rPr>
+        <w:t>16.10</w:t>
+      </w:r>
       <w:r>
         <w:rPr>
           <w:lang w:val="es_ES" w:bidi="es_ES"/>
         </w:rPr>
         <w:t xml:space="preserve"> y la nota al pie de página allí) y estuvo con Pablo durante sus últimos años (</w:t>
       </w:r>
-      <w:hyperlink r:id="rId56">
-        <w:r>
-          <w:rPr>
-            <w:lang w:val="es_ES" w:bidi="es_ES"/>
-          </w:rPr>
-          <w:rPr>
-            <w:color w:val="0000EE"/>
-            <w:u w:val="single"/>
-          </w:rPr>
-          <w:t>2 Tim 4.11</w:t>
-        </w:r>
-      </w:hyperlink>
+      <w:r>
+        <w:rPr>
+          <w:lang w:val="es_ES" w:bidi="es_ES"/>
+        </w:rPr>
+        <w:t>2 Tim 4.11</w:t>
+      </w:r>
       <w:r>
         <w:rPr>
           <w:lang w:val="es_ES" w:bidi="es_ES"/>
         </w:rPr>
         <w:t xml:space="preserve">). Varios pasajes en Hechos aparecen en primera persona ("nosotros"; </w:t>
       </w:r>
-      <w:hyperlink r:id="rId57">
-        <w:r>
-          <w:rPr>
-            <w:lang w:val="es_ES" w:bidi="es_ES"/>
-          </w:rPr>
-          <w:rPr>
-            <w:color w:val="0000EE"/>
-            <w:u w:val="single"/>
-          </w:rPr>
-          <w:t>16.10–18</w:t>
-        </w:r>
-      </w:hyperlink>
+      <w:r>
+        <w:rPr>
+          <w:lang w:val="es_ES" w:bidi="es_ES"/>
+        </w:rPr>
+        <w:t>16.10–18</w:t>
+      </w:r>
       <w:r>
         <w:rPr>
           <w:lang w:val="es_ES" w:bidi="es_ES"/>
         </w:rPr>
         <w:t xml:space="preserve">; </w:t>
       </w:r>
-      <w:hyperlink r:id="rId58">
-        <w:r>
-          <w:rPr>
-            <w:lang w:val="es_ES" w:bidi="es_ES"/>
-          </w:rPr>
-          <w:rPr>
-            <w:color w:val="0000EE"/>
-            <w:u w:val="single"/>
-          </w:rPr>
-          <w:t>20.5–15</w:t>
-        </w:r>
-      </w:hyperlink>
+      <w:r>
+        <w:rPr>
+          <w:lang w:val="es_ES" w:bidi="es_ES"/>
+        </w:rPr>
+        <w:t>20.5–15</w:t>
+      </w:r>
       <w:r>
         <w:rPr>
           <w:lang w:val="es_ES" w:bidi="es_ES"/>
         </w:rPr>
         <w:t xml:space="preserve">; </w:t>
       </w:r>
-      <w:hyperlink r:id="rId59">
-        <w:r>
-          <w:rPr>
-            <w:lang w:val="es_ES" w:bidi="es_ES"/>
-          </w:rPr>
-          <w:rPr>
-            <w:color w:val="0000EE"/>
-            <w:u w:val="single"/>
-          </w:rPr>
-          <w:t>21.1–18</w:t>
-        </w:r>
-      </w:hyperlink>
+      <w:r>
+        <w:rPr>
+          <w:lang w:val="es_ES" w:bidi="es_ES"/>
+        </w:rPr>
+        <w:t>21.1–18</w:t>
+      </w:r>
       <w:r>
         <w:rPr>
           <w:lang w:val="es_ES" w:bidi="es_ES"/>
         </w:rPr>
         <w:t xml:space="preserve">; </w:t>
       </w:r>
-      <w:hyperlink r:id="rId60">
-        <w:r>
-          <w:rPr>
-            <w:lang w:val="es_ES" w:bidi="es_ES"/>
-          </w:rPr>
-          <w:rPr>
-            <w:color w:val="0000EE"/>
-            <w:u w:val="single"/>
-          </w:rPr>
-          <w:t>27.1–28.16</w:t>
-        </w:r>
-      </w:hyperlink>
+      <w:r>
+        <w:rPr>
+          <w:lang w:val="es_ES" w:bidi="es_ES"/>
+        </w:rPr>
+        <w:t>27.1–28.16</w:t>
+      </w:r>
       <w:r>
         <w:rPr>
           <w:lang w:val="es_ES" w:bidi="es_ES"/>
         </w:rPr>
         <w:t>), lo que sugiere que Lucas estuvo con Pablo en esas partes de sus viajes. En Colosenses, Lucas es referido como el "médico amado", listado como uno de los varios no judíos que estaban trabajando con Pablo (</w:t>
       </w:r>
-      <w:hyperlink r:id="rId61">
-        <w:r>
-          <w:rPr>
-            <w:lang w:val="es_ES" w:bidi="es_ES"/>
-          </w:rPr>
-          <w:rPr>
-            <w:color w:val="0000EE"/>
-            <w:u w:val="single"/>
-          </w:rPr>
-          <w:t>Col 4.11–14</w:t>
-        </w:r>
-      </w:hyperlink>
+      <w:r>
+        <w:rPr>
+          <w:lang w:val="es_ES" w:bidi="es_ES"/>
+        </w:rPr>
+        <w:t>Col 4.11–14</w:t>
+      </w:r>
       <w:r>
         <w:rPr>
           <w:lang w:val="es_ES" w:bidi="es_ES"/>
         </w:rPr>
         <w:t xml:space="preserve">; ver también </w:t>
       </w:r>
-      <w:hyperlink r:id="rId62">
-        <w:r>
-          <w:rPr>
-            <w:lang w:val="es_ES" w:bidi="es_ES"/>
-          </w:rPr>
-          <w:rPr>
-            <w:color w:val="0000EE"/>
-            <w:u w:val="single"/>
-          </w:rPr>
-          <w:t>Flm 1.24</w:t>
-        </w:r>
-      </w:hyperlink>
+      <w:r>
+        <w:rPr>
+          <w:lang w:val="es_ES" w:bidi="es_ES"/>
+        </w:rPr>
+        <w:t>Flm 1.24</w:t>
+      </w:r>
       <w:r>
         <w:rPr>
           <w:lang w:val="es_ES" w:bidi="es_ES"/>
@@ -1444,18 +1120,12 @@
         </w:rPr>
         <w:t>Como un historiador helenístico responsable, Lucas utilizó buenos métodos históricos y describió sus procedimientos en detalle, mostrando preocupación por escribir un relato preciso y ordenado de la verdad de los orígenes cristianos (</w:t>
       </w:r>
-      <w:hyperlink r:id="rId63">
-        <w:r>
-          <w:rPr>
-            <w:lang w:val="es_ES" w:bidi="es_ES"/>
-          </w:rPr>
-          <w:rPr>
-            <w:color w:val="0000EE"/>
-            <w:u w:val="single"/>
-          </w:rPr>
-          <w:t>Lucas 1.1–4</w:t>
-        </w:r>
-      </w:hyperlink>
+      <w:r>
+        <w:rPr>
+          <w:lang w:val="es_ES" w:bidi="es_ES"/>
+        </w:rPr>
+        <w:t>Lucas 1.1–4</w:t>
+      </w:r>
       <w:r>
         <w:rPr>
           <w:lang w:val="es_ES" w:bidi="es_ES"/>
@@ -1501,54 +1171,36 @@
         </w:rPr>
         <w:t xml:space="preserve">Hechos generalmente se data entre principios de los años 60 d.C. y el final de la esperanza de vida de los compañeros de trabajo y de viaje de Pablo (mediados de los años 80 d.C.). Muchos eruditos han optado por una fecha posterior al año 70 d.C., argumentando que Lucas usó a Marcos como una de sus fuentes (presumiendo que Marcos fue escrito a finales de los años 60). Sin embargo, Hechos no menciona el resultado del juicio de Pablo (alrededor del año 62 d.C.); la muerte de Santiago, el hermano del Señor (principios de los años 60 d.C.); la persecución de los cristianos llevada a cabo por Nerón tras el incendio de Roma en el año 64 d.C.; las muertes de Pedro y Pablo (alrededor de los años 64–65 d.C.) y Nerón (año 68 d.C.); la revuelta judía (año 66 d.C.); o la destrucción de Jerusalén (año 70 d.C.). Hechos termina con Pablo bajo arresto domiciliario (60–62 d.C.). Así, se puede argumentar que Lucas escribió Hechos antes del año 64 d.C. Aquellos que datan Hechos después del año 70 d.C. responderían que Lucas omite estos eventos porque no eran pertinentes a su propósito (ver </w:t>
       </w:r>
-      <w:hyperlink r:id="rId20">
-        <w:r>
-          <w:rPr>
-            <w:lang w:val="es_ES" w:bidi="es_ES"/>
-          </w:rPr>
-          <w:rPr>
-            <w:color w:val="0000EE"/>
-            <w:u w:val="single"/>
-          </w:rPr>
-          <w:t>Hechos 1.8</w:t>
-        </w:r>
-      </w:hyperlink>
+      <w:r>
+        <w:rPr>
+          <w:lang w:val="es_ES" w:bidi="es_ES"/>
+        </w:rPr>
+        <w:t>Hechos 1.8</w:t>
+      </w:r>
       <w:r>
         <w:rPr>
           <w:lang w:val="es_ES" w:bidi="es_ES"/>
         </w:rPr>
         <w:t xml:space="preserve">; </w:t>
       </w:r>
-      <w:hyperlink r:id="rId29">
-        <w:r>
-          <w:rPr>
-            <w:lang w:val="es_ES" w:bidi="es_ES"/>
-          </w:rPr>
-          <w:rPr>
-            <w:color w:val="0000EE"/>
-            <w:u w:val="single"/>
-          </w:rPr>
-          <w:t>9.15</w:t>
-        </w:r>
-      </w:hyperlink>
+      <w:r>
+        <w:rPr>
+          <w:lang w:val="es_ES" w:bidi="es_ES"/>
+        </w:rPr>
+        <w:t>9.15</w:t>
+      </w:r>
       <w:r>
         <w:rPr>
           <w:lang w:val="es_ES" w:bidi="es_ES"/>
         </w:rPr>
         <w:t xml:space="preserve">; </w:t>
       </w:r>
-      <w:hyperlink r:id="rId23">
-        <w:r>
-          <w:rPr>
-            <w:lang w:val="es_ES" w:bidi="es_ES"/>
-          </w:rPr>
-          <w:rPr>
-            <w:color w:val="0000EE"/>
-            <w:u w:val="single"/>
-          </w:rPr>
-          <w:t>28.31</w:t>
-        </w:r>
-      </w:hyperlink>
+      <w:r>
+        <w:rPr>
+          <w:lang w:val="es_ES" w:bidi="es_ES"/>
+        </w:rPr>
+        <w:t>28.31</w:t>
+      </w:r>
       <w:r>
         <w:rPr>
           <w:lang w:val="es_ES" w:bidi="es_ES"/>
@@ -1580,174 +1232,114 @@
         </w:rPr>
         <w:t>El libro de Hechos es el segundo volumen de una obra en dos partes (ver</w:t>
       </w:r>
-      <w:hyperlink r:id="rId63">
-        <w:r>
-          <w:rPr>
-            <w:lang w:val="es_ES" w:bidi="es_ES"/>
-          </w:rPr>
-          <w:rPr>
-            <w:color w:val="0000EE"/>
-            <w:u w:val="single"/>
-          </w:rPr>
-          <w:t xml:space="preserve"> </w:t>
-        </w:r>
-      </w:hyperlink>
-      <w:hyperlink r:id="rId64">
-        <w:r>
-          <w:rPr>
-            <w:lang w:val="es_ES" w:bidi="es_ES"/>
-          </w:rPr>
-          <w:rPr>
-            <w:color w:val="0000EE"/>
-            <w:u w:val="single"/>
-          </w:rPr>
-          <w:t>Lucas 1.1–4, Hechos 1.1–2</w:t>
-        </w:r>
-      </w:hyperlink>
+      <w:r>
+        <w:rPr>
+          <w:lang w:val="es_ES" w:bidi="es_ES"/>
+        </w:rPr>
+        <w:t xml:space="preserve"> </w:t>
+      </w:r>
+      <w:r>
+        <w:rPr>
+          <w:lang w:val="es_ES" w:bidi="es_ES"/>
+        </w:rPr>
+        <w:t>Lucas 1.1–4, Hechos 1.1–2</w:t>
+      </w:r>
       <w:r>
         <w:rPr>
           <w:lang w:val="es_ES" w:bidi="es_ES"/>
         </w:rPr>
         <w:t>). El destinatario principal del Evangelio de Lucas y el libro de los Hechos fue Teófilo (</w:t>
       </w:r>
-      <w:hyperlink r:id="rId65">
-        <w:r>
-          <w:rPr>
-            <w:lang w:val="es_ES" w:bidi="es_ES"/>
-          </w:rPr>
-          <w:rPr>
-            <w:color w:val="0000EE"/>
-            <w:u w:val="single"/>
-          </w:rPr>
-          <w:t>Lucas 1.3,</w:t>
-        </w:r>
-      </w:hyperlink>
+      <w:r>
+        <w:rPr>
+          <w:lang w:val="es_ES" w:bidi="es_ES"/>
+        </w:rPr>
+        <w:t>Lucas 1.3,</w:t>
+      </w:r>
       <w:r>
         <w:rPr>
           <w:lang w:val="es_ES" w:bidi="es_ES"/>
         </w:rPr>
         <w:t xml:space="preserve"> </w:t>
       </w:r>
-      <w:hyperlink r:id="rId66">
-        <w:r>
-          <w:rPr>
-            <w:lang w:val="es_ES" w:bidi="es_ES"/>
-          </w:rPr>
-          <w:rPr>
-            <w:color w:val="0000EE"/>
-            <w:u w:val="single"/>
-          </w:rPr>
-          <w:t>Hechos 1.1</w:t>
-        </w:r>
-      </w:hyperlink>
+      <w:r>
+        <w:rPr>
+          <w:lang w:val="es_ES" w:bidi="es_ES"/>
+        </w:rPr>
+        <w:t>Hechos 1.1</w:t>
+      </w:r>
       <w:r>
         <w:rPr>
           <w:lang w:val="es_ES" w:bidi="es_ES"/>
         </w:rPr>
         <w:t>), cuyo nombre significa "aquel que ama a Dios". Teófilo es descrito con el título, "excelentísimo" (</w:t>
       </w:r>
-      <w:hyperlink r:id="rId65">
-        <w:r>
-          <w:rPr>
-            <w:lang w:val="es_ES" w:bidi="es_ES"/>
-          </w:rPr>
-          <w:rPr>
-            <w:color w:val="0000EE"/>
-            <w:u w:val="single"/>
-          </w:rPr>
-          <w:t>Lucas 1.3</w:t>
-        </w:r>
-      </w:hyperlink>
+      <w:r>
+        <w:rPr>
+          <w:lang w:val="es_ES" w:bidi="es_ES"/>
+        </w:rPr>
+        <w:t>Lucas 1.3</w:t>
+      </w:r>
       <w:r>
         <w:rPr>
           <w:lang w:val="es_ES" w:bidi="es_ES"/>
         </w:rPr>
         <w:t>), que se usa en otros lugares para gobernadores romanos como Félix y Festo (</w:t>
       </w:r>
-      <w:hyperlink r:id="rId67">
-        <w:r>
-          <w:rPr>
-            <w:lang w:val="es_ES" w:bidi="es_ES"/>
-          </w:rPr>
-          <w:rPr>
-            <w:color w:val="0000EE"/>
-            <w:u w:val="single"/>
-          </w:rPr>
-          <w:t>23.26</w:t>
-        </w:r>
-      </w:hyperlink>
+      <w:r>
+        <w:rPr>
+          <w:lang w:val="es_ES" w:bidi="es_ES"/>
+        </w:rPr>
+        <w:t>23.26</w:t>
+      </w:r>
       <w:r>
         <w:rPr>
           <w:lang w:val="es_ES" w:bidi="es_ES"/>
         </w:rPr>
         <w:t xml:space="preserve">; </w:t>
       </w:r>
-      <w:hyperlink r:id="rId68">
-        <w:r>
-          <w:rPr>
-            <w:lang w:val="es_ES" w:bidi="es_ES"/>
-          </w:rPr>
-          <w:rPr>
-            <w:color w:val="0000EE"/>
-            <w:u w:val="single"/>
-          </w:rPr>
-          <w:t>24.2–3</w:t>
-        </w:r>
-      </w:hyperlink>
+      <w:r>
+        <w:rPr>
+          <w:lang w:val="es_ES" w:bidi="es_ES"/>
+        </w:rPr>
+        <w:t>24.2–3</w:t>
+      </w:r>
       <w:r>
         <w:rPr>
           <w:lang w:val="es_ES" w:bidi="es_ES"/>
         </w:rPr>
         <w:t xml:space="preserve">; </w:t>
       </w:r>
-      <w:hyperlink r:id="rId69">
-        <w:r>
-          <w:rPr>
-            <w:lang w:val="es_ES" w:bidi="es_ES"/>
-          </w:rPr>
-          <w:rPr>
-            <w:color w:val="0000EE"/>
-            <w:u w:val="single"/>
-          </w:rPr>
-          <w:t>26.25</w:t>
-        </w:r>
-      </w:hyperlink>
+      <w:r>
+        <w:rPr>
+          <w:lang w:val="es_ES" w:bidi="es_ES"/>
+        </w:rPr>
+        <w:t>26.25</w:t>
+      </w:r>
       <w:r>
         <w:rPr>
           <w:lang w:val="es_ES" w:bidi="es_ES"/>
         </w:rPr>
         <w:t>). Teófilo pudo haber sido el patrón y benefactor de Lucas. Él era un gentil que había recibido instrucción cristiana (</w:t>
       </w:r>
-      <w:hyperlink r:id="rId70">
-        <w:r>
-          <w:rPr>
-            <w:lang w:val="es_ES" w:bidi="es_ES"/>
-          </w:rPr>
-          <w:rPr>
-            <w:color w:val="0000EE"/>
-            <w:u w:val="single"/>
-          </w:rPr>
-          <w:t>Lucas 1.4</w:t>
-        </w:r>
-      </w:hyperlink>
+      <w:r>
+        <w:rPr>
+          <w:lang w:val="es_ES" w:bidi="es_ES"/>
+        </w:rPr>
+        <w:t>Lucas 1.4</w:t>
+      </w:r>
       <w:r>
         <w:rPr>
           <w:lang w:val="es_ES" w:bidi="es_ES"/>
         </w:rPr>
         <w:t>). Lucas quería que él y otros tuvieran una comprensión precisa de la fe cristiana y de su expansión en el mundo mediterráneo para que pudieran "conocer bien la verdad" sobre el cristianismo (</w:t>
       </w:r>
-      <w:hyperlink r:id="rId70">
-        <w:r>
-          <w:rPr>
-            <w:lang w:val="es_ES" w:bidi="es_ES"/>
-          </w:rPr>
-          <w:rPr>
-            <w:color w:val="0000EE"/>
-            <w:u w:val="single"/>
-          </w:rPr>
-          <w:t>Lucas 1.4</w:t>
-        </w:r>
-      </w:hyperlink>
+      <w:r>
+        <w:rPr>
+          <w:lang w:val="es_ES" w:bidi="es_ES"/>
+        </w:rPr>
+        <w:t>Lucas 1.4</w:t>
+      </w:r>
       <w:r>
         <w:rPr>
           <w:lang w:val="es_ES" w:bidi="es_ES"/>
@@ -1779,126 +1371,84 @@
         </w:rPr>
         <w:t xml:space="preserve">El material de Hechos se presenta de manera cuidadosa y precisa (p. ej., </w:t>
       </w:r>
-      <w:hyperlink r:id="rId71">
-        <w:r>
-          <w:rPr>
-            <w:lang w:val="es_ES" w:bidi="es_ES"/>
-          </w:rPr>
-          <w:rPr>
-            <w:color w:val="0000EE"/>
-            <w:u w:val="single"/>
-          </w:rPr>
-          <w:t>11.28</w:t>
-        </w:r>
-      </w:hyperlink>
+      <w:r>
+        <w:rPr>
+          <w:lang w:val="es_ES" w:bidi="es_ES"/>
+        </w:rPr>
+        <w:t>11.28</w:t>
+      </w:r>
       <w:r>
         <w:rPr>
           <w:lang w:val="es_ES" w:bidi="es_ES"/>
         </w:rPr>
         <w:t xml:space="preserve">; </w:t>
       </w:r>
-      <w:hyperlink r:id="rId72">
-        <w:r>
-          <w:rPr>
-            <w:lang w:val="es_ES" w:bidi="es_ES"/>
-          </w:rPr>
-          <w:rPr>
-            <w:color w:val="0000EE"/>
-            <w:u w:val="single"/>
-          </w:rPr>
-          <w:t>18.2</w:t>
-        </w:r>
-      </w:hyperlink>
+      <w:r>
+        <w:rPr>
+          <w:lang w:val="es_ES" w:bidi="es_ES"/>
+        </w:rPr>
+        <w:t>18.2</w:t>
+      </w:r>
       <w:r>
         <w:rPr>
           <w:lang w:val="es_ES" w:bidi="es_ES"/>
         </w:rPr>
         <w:t xml:space="preserve">), y la precisión de la información ha sido a menudo confirmada por la arqueología, la geografía y estudios relacionados. Lucas ha combinado precisión histórica y detalle con un don para descripciones vívidas y dramáticas (p. ej., </w:t>
       </w:r>
-      <w:hyperlink r:id="rId73">
-        <w:r>
-          <w:rPr>
-            <w:lang w:val="es_ES" w:bidi="es_ES"/>
-          </w:rPr>
-          <w:rPr>
-            <w:color w:val="0000EE"/>
-            <w:u w:val="single"/>
-          </w:rPr>
-          <w:t>5.17–32</w:t>
-        </w:r>
-      </w:hyperlink>
+      <w:r>
+        <w:rPr>
+          <w:lang w:val="es_ES" w:bidi="es_ES"/>
+        </w:rPr>
+        <w:t>5.17–32</w:t>
+      </w:r>
       <w:r>
         <w:rPr>
           <w:lang w:val="es_ES" w:bidi="es_ES"/>
         </w:rPr>
         <w:t xml:space="preserve">; </w:t>
       </w:r>
-      <w:hyperlink r:id="rId74">
-        <w:r>
-          <w:rPr>
-            <w:lang w:val="es_ES" w:bidi="es_ES"/>
-          </w:rPr>
-          <w:rPr>
-            <w:color w:val="0000EE"/>
-            <w:u w:val="single"/>
-          </w:rPr>
-          <w:t>12.1–17</w:t>
-        </w:r>
-      </w:hyperlink>
+      <w:r>
+        <w:rPr>
+          <w:lang w:val="es_ES" w:bidi="es_ES"/>
+        </w:rPr>
+        <w:t>12.1–17</w:t>
+      </w:r>
       <w:r>
         <w:rPr>
           <w:lang w:val="es_ES" w:bidi="es_ES"/>
         </w:rPr>
         <w:t xml:space="preserve">; </w:t>
       </w:r>
-      <w:hyperlink r:id="rId75">
-        <w:r>
-          <w:rPr>
-            <w:lang w:val="es_ES" w:bidi="es_ES"/>
-          </w:rPr>
-          <w:rPr>
-            <w:color w:val="0000EE"/>
-            <w:u w:val="single"/>
-          </w:rPr>
-          <w:t>14.8–20</w:t>
-        </w:r>
-      </w:hyperlink>
+      <w:r>
+        <w:rPr>
+          <w:lang w:val="es_ES" w:bidi="es_ES"/>
+        </w:rPr>
+        <w:t>14.8–20</w:t>
+      </w:r>
       <w:r>
         <w:rPr>
           <w:lang w:val="es_ES" w:bidi="es_ES"/>
         </w:rPr>
         <w:t xml:space="preserve">; </w:t>
       </w:r>
-      <w:hyperlink r:id="rId76">
-        <w:r>
-          <w:rPr>
-            <w:lang w:val="es_ES" w:bidi="es_ES"/>
-          </w:rPr>
-          <w:rPr>
-            <w:color w:val="0000EE"/>
-            <w:u w:val="single"/>
-          </w:rPr>
-          <w:t>16.11–40</w:t>
-        </w:r>
-      </w:hyperlink>
+      <w:r>
+        <w:rPr>
+          <w:lang w:val="es_ES" w:bidi="es_ES"/>
+        </w:rPr>
+        <w:t>16.11–40</w:t>
+      </w:r>
       <w:r>
         <w:rPr>
           <w:lang w:val="es_ES" w:bidi="es_ES"/>
         </w:rPr>
         <w:t xml:space="preserve">; </w:t>
       </w:r>
-      <w:hyperlink r:id="rId77">
-        <w:r>
-          <w:rPr>
-            <w:lang w:val="es_ES" w:bidi="es_ES"/>
-          </w:rPr>
-          <w:rPr>
-            <w:color w:val="0000EE"/>
-            <w:u w:val="single"/>
-          </w:rPr>
-          <w:t>27.1–44</w:t>
-        </w:r>
-      </w:hyperlink>
+      <w:r>
+        <w:rPr>
+          <w:lang w:val="es_ES" w:bidi="es_ES"/>
+        </w:rPr>
+        <w:t>27.1–44</w:t>
+      </w:r>
       <w:r>
         <w:rPr>
           <w:lang w:val="es_ES" w:bidi="es_ES"/>
@@ -1919,108 +1469,72 @@
         </w:rPr>
         <w:t>Hechos está marcado por los poderosos discursos de Pedro, Esteban, Santiago y Pablo (</w:t>
       </w:r>
-      <w:hyperlink r:id="rId78">
-        <w:r>
-          <w:rPr>
-            <w:lang w:val="es_ES" w:bidi="es_ES"/>
-          </w:rPr>
-          <w:rPr>
-            <w:color w:val="0000EE"/>
-            <w:u w:val="single"/>
-          </w:rPr>
-          <w:t>2.14–40</w:t>
-        </w:r>
-      </w:hyperlink>
+      <w:r>
+        <w:rPr>
+          <w:lang w:val="es_ES" w:bidi="es_ES"/>
+        </w:rPr>
+        <w:t>2.14–40</w:t>
+      </w:r>
       <w:r>
         <w:rPr>
           <w:lang w:val="es_ES" w:bidi="es_ES"/>
         </w:rPr>
         <w:t xml:space="preserve">; </w:t>
       </w:r>
-      <w:hyperlink r:id="rId47">
-        <w:r>
-          <w:rPr>
-            <w:lang w:val="es_ES" w:bidi="es_ES"/>
-          </w:rPr>
-          <w:rPr>
-            <w:color w:val="0000EE"/>
-            <w:u w:val="single"/>
-          </w:rPr>
-          <w:t>7.2–53</w:t>
-        </w:r>
-      </w:hyperlink>
+      <w:r>
+        <w:rPr>
+          <w:lang w:val="es_ES" w:bidi="es_ES"/>
+        </w:rPr>
+        <w:t>7.2–53</w:t>
+      </w:r>
       <w:r>
         <w:rPr>
           <w:lang w:val="es_ES" w:bidi="es_ES"/>
         </w:rPr>
         <w:t xml:space="preserve">; </w:t>
       </w:r>
-      <w:hyperlink r:id="rId79">
-        <w:r>
-          <w:rPr>
-            <w:lang w:val="es_ES" w:bidi="es_ES"/>
-          </w:rPr>
-          <w:rPr>
-            <w:color w:val="0000EE"/>
-            <w:u w:val="single"/>
-          </w:rPr>
-          <w:t>15.13–21</w:t>
-        </w:r>
-      </w:hyperlink>
+      <w:r>
+        <w:rPr>
+          <w:lang w:val="es_ES" w:bidi="es_ES"/>
+        </w:rPr>
+        <w:t>15.13–21</w:t>
+      </w:r>
       <w:r>
         <w:rPr>
           <w:lang w:val="es_ES" w:bidi="es_ES"/>
         </w:rPr>
         <w:t xml:space="preserve">; </w:t>
       </w:r>
-      <w:hyperlink r:id="rId80">
-        <w:r>
-          <w:rPr>
-            <w:lang w:val="es_ES" w:bidi="es_ES"/>
-          </w:rPr>
-          <w:rPr>
-            <w:color w:val="0000EE"/>
-            <w:u w:val="single"/>
-          </w:rPr>
-          <w:t>22.3–21</w:t>
-        </w:r>
-      </w:hyperlink>
+      <w:r>
+        <w:rPr>
+          <w:lang w:val="es_ES" w:bidi="es_ES"/>
+        </w:rPr>
+        <w:t>22.3–21</w:t>
+      </w:r>
       <w:r>
         <w:rPr>
           <w:lang w:val="es_ES" w:bidi="es_ES"/>
         </w:rPr>
         <w:t>). Los variados estilos literarios en Hechos se ajustan de manera notable a los contextos culturales. El sermón de Pedro en el día de Pentecostés tiene un carácter fuertemente judío (</w:t>
       </w:r>
-      <w:hyperlink r:id="rId78">
-        <w:r>
-          <w:rPr>
-            <w:lang w:val="es_ES" w:bidi="es_ES"/>
-          </w:rPr>
-          <w:rPr>
-            <w:color w:val="0000EE"/>
-            <w:u w:val="single"/>
-          </w:rPr>
-          <w:t>2.14–40</w:t>
-        </w:r>
-      </w:hyperlink>
+      <w:r>
+        <w:rPr>
+          <w:lang w:val="es_ES" w:bidi="es_ES"/>
+        </w:rPr>
+        <w:t>2.14–40</w:t>
+      </w:r>
       <w:r>
         <w:rPr>
           <w:lang w:val="es_ES" w:bidi="es_ES"/>
         </w:rPr>
         <w:t>), mientras que la predicación de Pablo ante los cultos filósofos griegos en Atenas utiliza las formas de la oratoria griega (</w:t>
       </w:r>
-      <w:hyperlink r:id="rId81">
-        <w:r>
-          <w:rPr>
-            <w:lang w:val="es_ES" w:bidi="es_ES"/>
-          </w:rPr>
-          <w:rPr>
-            <w:color w:val="0000EE"/>
-            <w:u w:val="single"/>
-          </w:rPr>
-          <w:t>17.22–31</w:t>
-        </w:r>
-      </w:hyperlink>
+      <w:r>
+        <w:rPr>
+          <w:lang w:val="es_ES" w:bidi="es_ES"/>
+        </w:rPr>
+        <w:t>17.22–31</w:t>
+      </w:r>
       <w:r>
         <w:rPr>
           <w:lang w:val="es_ES" w:bidi="es_ES"/>
@@ -2052,450 +1566,300 @@
         </w:rPr>
         <w:t>Hechos muestra que la fe cristiana realmente cumple las promesas de Dios en las Escrituras hebreas (</w:t>
       </w:r>
-      <w:hyperlink r:id="rId82">
-        <w:r>
-          <w:rPr>
-            <w:lang w:val="es_ES" w:bidi="es_ES"/>
-          </w:rPr>
-          <w:rPr>
-            <w:color w:val="0000EE"/>
-            <w:u w:val="single"/>
-          </w:rPr>
-          <w:t>2.16–36</w:t>
-        </w:r>
-      </w:hyperlink>
+      <w:r>
+        <w:rPr>
+          <w:lang w:val="es_ES" w:bidi="es_ES"/>
+        </w:rPr>
+        <w:t>2.16–36</w:t>
+      </w:r>
       <w:r>
         <w:rPr>
           <w:lang w:val="es_ES" w:bidi="es_ES"/>
         </w:rPr>
         <w:t xml:space="preserve">; </w:t>
       </w:r>
-      <w:hyperlink r:id="rId83">
-        <w:r>
-          <w:rPr>
-            <w:lang w:val="es_ES" w:bidi="es_ES"/>
-          </w:rPr>
-          <w:rPr>
-            <w:color w:val="0000EE"/>
-            <w:u w:val="single"/>
-          </w:rPr>
-          <w:t>4.11–12</w:t>
-        </w:r>
-      </w:hyperlink>
+      <w:r>
+        <w:rPr>
+          <w:lang w:val="es_ES" w:bidi="es_ES"/>
+        </w:rPr>
+        <w:t>4.11–12</w:t>
+      </w:r>
       <w:r>
         <w:rPr>
           <w:lang w:val="es_ES" w:bidi="es_ES"/>
         </w:rPr>
         <w:t xml:space="preserve">; </w:t>
       </w:r>
-      <w:hyperlink r:id="rId84">
-        <w:r>
-          <w:rPr>
-            <w:lang w:val="es_ES" w:bidi="es_ES"/>
-          </w:rPr>
-          <w:rPr>
-            <w:color w:val="0000EE"/>
-            <w:u w:val="single"/>
-          </w:rPr>
-          <w:t>10.42–43</w:t>
-        </w:r>
-      </w:hyperlink>
+      <w:r>
+        <w:rPr>
+          <w:lang w:val="es_ES" w:bidi="es_ES"/>
+        </w:rPr>
+        <w:t>10.42–43</w:t>
+      </w:r>
       <w:r>
         <w:rPr>
           <w:lang w:val="es_ES" w:bidi="es_ES"/>
         </w:rPr>
         <w:t xml:space="preserve">; </w:t>
       </w:r>
-      <w:hyperlink r:id="rId85">
-        <w:r>
-          <w:rPr>
-            <w:lang w:val="es_ES" w:bidi="es_ES"/>
-          </w:rPr>
-          <w:rPr>
-            <w:color w:val="0000EE"/>
-            <w:u w:val="single"/>
-          </w:rPr>
-          <w:t>13.16–41</w:t>
-        </w:r>
-      </w:hyperlink>
+      <w:r>
+        <w:rPr>
+          <w:lang w:val="es_ES" w:bidi="es_ES"/>
+        </w:rPr>
+        <w:t>13.16–41</w:t>
+      </w:r>
       <w:r>
         <w:rPr>
           <w:lang w:val="es_ES" w:bidi="es_ES"/>
         </w:rPr>
         <w:t xml:space="preserve">; </w:t>
       </w:r>
-      <w:hyperlink r:id="rId86">
-        <w:r>
-          <w:rPr>
-            <w:lang w:val="es_ES" w:bidi="es_ES"/>
-          </w:rPr>
-          <w:rPr>
-            <w:color w:val="0000EE"/>
-            <w:u w:val="single"/>
-          </w:rPr>
-          <w:t>17.30–31</w:t>
-        </w:r>
-      </w:hyperlink>
+      <w:r>
+        <w:rPr>
+          <w:lang w:val="es_ES" w:bidi="es_ES"/>
+        </w:rPr>
+        <w:t>17.30–31</w:t>
+      </w:r>
       <w:r>
         <w:rPr>
           <w:lang w:val="es_ES" w:bidi="es_ES"/>
         </w:rPr>
         <w:t xml:space="preserve">; ver </w:t>
       </w:r>
-      <w:hyperlink r:id="rId87">
-        <w:r>
-          <w:rPr>
-            <w:lang w:val="es_ES" w:bidi="es_ES"/>
-          </w:rPr>
-          <w:rPr>
-            <w:color w:val="0000EE"/>
-            <w:u w:val="single"/>
-          </w:rPr>
-          <w:t>Lucas 24.25–27</w:t>
-        </w:r>
-      </w:hyperlink>
+      <w:r>
+        <w:rPr>
+          <w:lang w:val="es_ES" w:bidi="es_ES"/>
+        </w:rPr>
+        <w:t>Lucas 24.25–27</w:t>
+      </w:r>
       <w:r>
         <w:rPr>
           <w:lang w:val="es_ES" w:bidi="es_ES"/>
         </w:rPr>
         <w:t xml:space="preserve">, </w:t>
       </w:r>
-      <w:hyperlink r:id="rId88">
-        <w:r>
-          <w:rPr>
-            <w:lang w:val="es_ES" w:bidi="es_ES"/>
-          </w:rPr>
-          <w:rPr>
-            <w:color w:val="0000EE"/>
-            <w:u w:val="single"/>
-          </w:rPr>
-          <w:t>44–47</w:t>
-        </w:r>
-      </w:hyperlink>
+      <w:r>
+        <w:rPr>
+          <w:lang w:val="es_ES" w:bidi="es_ES"/>
+        </w:rPr>
+        <w:t>44–47</w:t>
+      </w:r>
       <w:r>
         <w:rPr>
           <w:lang w:val="es_ES" w:bidi="es_ES"/>
         </w:rPr>
         <w:t>). También demuestra que Cristo trajo salvación (</w:t>
       </w:r>
-      <w:hyperlink r:id="rId89">
-        <w:r>
-          <w:rPr>
-            <w:lang w:val="es_ES" w:bidi="es_ES"/>
-          </w:rPr>
-          <w:rPr>
-            <w:color w:val="0000EE"/>
-            <w:u w:val="single"/>
-          </w:rPr>
-          <w:t>8.35</w:t>
-        </w:r>
-      </w:hyperlink>
+      <w:r>
+        <w:rPr>
+          <w:lang w:val="es_ES" w:bidi="es_ES"/>
+        </w:rPr>
+        <w:t>8.35</w:t>
+      </w:r>
       <w:r>
         <w:rPr>
           <w:lang w:val="es_ES" w:bidi="es_ES"/>
         </w:rPr>
         <w:t xml:space="preserve">; </w:t>
       </w:r>
-      <w:hyperlink r:id="rId90">
-        <w:r>
-          <w:rPr>
-            <w:lang w:val="es_ES" w:bidi="es_ES"/>
-          </w:rPr>
-          <w:rPr>
-            <w:color w:val="0000EE"/>
-            <w:u w:val="single"/>
-          </w:rPr>
-          <w:t>10.36</w:t>
-        </w:r>
-      </w:hyperlink>
+      <w:r>
+        <w:rPr>
+          <w:lang w:val="es_ES" w:bidi="es_ES"/>
+        </w:rPr>
+        <w:t>10.36</w:t>
+      </w:r>
       <w:r>
         <w:rPr>
           <w:lang w:val="es_ES" w:bidi="es_ES"/>
         </w:rPr>
         <w:t xml:space="preserve">; </w:t>
       </w:r>
-      <w:hyperlink r:id="rId91">
-        <w:r>
-          <w:rPr>
-            <w:lang w:val="es_ES" w:bidi="es_ES"/>
-          </w:rPr>
-          <w:rPr>
-            <w:color w:val="0000EE"/>
-            <w:u w:val="single"/>
-          </w:rPr>
-          <w:t>16.17</w:t>
-        </w:r>
-      </w:hyperlink>
+      <w:r>
+        <w:rPr>
+          <w:lang w:val="es_ES" w:bidi="es_ES"/>
+        </w:rPr>
+        <w:t>16.17</w:t>
+      </w:r>
       <w:r>
         <w:rPr>
           <w:lang w:val="es_ES" w:bidi="es_ES"/>
         </w:rPr>
         <w:t xml:space="preserve">, </w:t>
       </w:r>
-      <w:hyperlink r:id="rId15">
-        <w:r>
-          <w:rPr>
-            <w:lang w:val="es_ES" w:bidi="es_ES"/>
-          </w:rPr>
-          <w:rPr>
-            <w:color w:val="0000EE"/>
-            <w:u w:val="single"/>
-          </w:rPr>
-          <w:t>30–31</w:t>
-        </w:r>
-      </w:hyperlink>
+      <w:r>
+        <w:rPr>
+          <w:lang w:val="es_ES" w:bidi="es_ES"/>
+        </w:rPr>
+        <w:t>30–31</w:t>
+      </w:r>
       <w:r>
         <w:rPr>
           <w:lang w:val="es_ES" w:bidi="es_ES"/>
         </w:rPr>
         <w:t>), la oración hace avanzar el Reino de Dios (</w:t>
       </w:r>
-      <w:hyperlink r:id="rId92">
-        <w:r>
-          <w:rPr>
-            <w:lang w:val="es_ES" w:bidi="es_ES"/>
-          </w:rPr>
-          <w:rPr>
-            <w:color w:val="0000EE"/>
-            <w:u w:val="single"/>
-          </w:rPr>
-          <w:t>1.12–15</w:t>
-        </w:r>
-      </w:hyperlink>
+      <w:r>
+        <w:rPr>
+          <w:lang w:val="es_ES" w:bidi="es_ES"/>
+        </w:rPr>
+        <w:t>1.12–15</w:t>
+      </w:r>
       <w:r>
         <w:rPr>
           <w:lang w:val="es_ES" w:bidi="es_ES"/>
         </w:rPr>
         <w:t xml:space="preserve">; </w:t>
       </w:r>
-      <w:hyperlink r:id="rId93">
-        <w:r>
-          <w:rPr>
-            <w:lang w:val="es_ES" w:bidi="es_ES"/>
-          </w:rPr>
-          <w:rPr>
-            <w:color w:val="0000EE"/>
-            <w:u w:val="single"/>
-          </w:rPr>
-          <w:t>2.1–4</w:t>
-        </w:r>
-      </w:hyperlink>
+      <w:r>
+        <w:rPr>
+          <w:lang w:val="es_ES" w:bidi="es_ES"/>
+        </w:rPr>
+        <w:t>2.1–4</w:t>
+      </w:r>
       <w:r>
         <w:rPr>
           <w:lang w:val="es_ES" w:bidi="es_ES"/>
         </w:rPr>
         <w:t xml:space="preserve">; </w:t>
       </w:r>
-      <w:hyperlink r:id="rId94">
-        <w:r>
-          <w:rPr>
-            <w:lang w:val="es_ES" w:bidi="es_ES"/>
-          </w:rPr>
-          <w:rPr>
-            <w:color w:val="0000EE"/>
-            <w:u w:val="single"/>
-          </w:rPr>
-          <w:t>4.24–31</w:t>
-        </w:r>
-      </w:hyperlink>
+      <w:r>
+        <w:rPr>
+          <w:lang w:val="es_ES" w:bidi="es_ES"/>
+        </w:rPr>
+        <w:t>4.24–31</w:t>
+      </w:r>
       <w:r>
         <w:rPr>
           <w:lang w:val="es_ES" w:bidi="es_ES"/>
         </w:rPr>
         <w:t xml:space="preserve">; </w:t>
       </w:r>
-      <w:hyperlink r:id="rId95">
-        <w:r>
-          <w:rPr>
-            <w:lang w:val="es_ES" w:bidi="es_ES"/>
-          </w:rPr>
-          <w:rPr>
-            <w:color w:val="0000EE"/>
-            <w:u w:val="single"/>
-          </w:rPr>
-          <w:t>12.5</w:t>
-        </w:r>
-      </w:hyperlink>
+      <w:r>
+        <w:rPr>
+          <w:lang w:val="es_ES" w:bidi="es_ES"/>
+        </w:rPr>
+        <w:t>12.5</w:t>
+      </w:r>
       <w:r>
         <w:rPr>
           <w:lang w:val="es_ES" w:bidi="es_ES"/>
         </w:rPr>
         <w:t>), y el Espíritu Santo da energía y equipa al pueblo de Dios para llevar a cabo su misión (</w:t>
       </w:r>
-      <w:hyperlink r:id="rId20">
-        <w:r>
-          <w:rPr>
-            <w:lang w:val="es_ES" w:bidi="es_ES"/>
-          </w:rPr>
-          <w:rPr>
-            <w:color w:val="0000EE"/>
-            <w:u w:val="single"/>
-          </w:rPr>
-          <w:t>1.8</w:t>
-        </w:r>
-      </w:hyperlink>
+      <w:r>
+        <w:rPr>
+          <w:lang w:val="es_ES" w:bidi="es_ES"/>
+        </w:rPr>
+        <w:t>1.8</w:t>
+      </w:r>
       <w:r>
         <w:rPr>
           <w:lang w:val="es_ES" w:bidi="es_ES"/>
         </w:rPr>
         <w:t xml:space="preserve">; </w:t>
       </w:r>
-      <w:hyperlink r:id="rId96">
-        <w:r>
-          <w:rPr>
-            <w:lang w:val="es_ES" w:bidi="es_ES"/>
-          </w:rPr>
-          <w:rPr>
-            <w:color w:val="0000EE"/>
-            <w:u w:val="single"/>
-          </w:rPr>
-          <w:t>4.8</w:t>
-        </w:r>
-      </w:hyperlink>
+      <w:r>
+        <w:rPr>
+          <w:lang w:val="es_ES" w:bidi="es_ES"/>
+        </w:rPr>
+        <w:t>4.8</w:t>
+      </w:r>
       <w:r>
         <w:rPr>
           <w:lang w:val="es_ES" w:bidi="es_ES"/>
         </w:rPr>
         <w:t xml:space="preserve">, </w:t>
       </w:r>
-      <w:hyperlink r:id="rId97">
-        <w:r>
-          <w:rPr>
-            <w:lang w:val="es_ES" w:bidi="es_ES"/>
-          </w:rPr>
-          <w:rPr>
-            <w:color w:val="0000EE"/>
-            <w:u w:val="single"/>
-          </w:rPr>
-          <w:t>31</w:t>
-        </w:r>
-      </w:hyperlink>
+      <w:r>
+        <w:rPr>
+          <w:lang w:val="es_ES" w:bidi="es_ES"/>
+        </w:rPr>
+        <w:t>31</w:t>
+      </w:r>
       <w:r>
         <w:rPr>
           <w:lang w:val="es_ES" w:bidi="es_ES"/>
         </w:rPr>
         <w:t xml:space="preserve">; </w:t>
       </w:r>
-      <w:hyperlink r:id="rId98">
-        <w:r>
-          <w:rPr>
-            <w:lang w:val="es_ES" w:bidi="es_ES"/>
-          </w:rPr>
-          <w:rPr>
-            <w:color w:val="0000EE"/>
-            <w:u w:val="single"/>
-          </w:rPr>
-          <w:t>6.3</w:t>
-        </w:r>
-      </w:hyperlink>
+      <w:r>
+        <w:rPr>
+          <w:lang w:val="es_ES" w:bidi="es_ES"/>
+        </w:rPr>
+        <w:t>6.3</w:t>
+      </w:r>
       <w:r>
         <w:rPr>
           <w:lang w:val="es_ES" w:bidi="es_ES"/>
         </w:rPr>
         <w:t xml:space="preserve">, </w:t>
       </w:r>
-      <w:hyperlink r:id="rId99">
-        <w:r>
-          <w:rPr>
-            <w:lang w:val="es_ES" w:bidi="es_ES"/>
-          </w:rPr>
-          <w:rPr>
-            <w:color w:val="0000EE"/>
-            <w:u w:val="single"/>
-          </w:rPr>
-          <w:t>5</w:t>
-        </w:r>
-      </w:hyperlink>
+      <w:r>
+        <w:rPr>
+          <w:lang w:val="es_ES" w:bidi="es_ES"/>
+        </w:rPr>
+        <w:t>5</w:t>
+      </w:r>
       <w:r>
         <w:rPr>
           <w:lang w:val="es_ES" w:bidi="es_ES"/>
         </w:rPr>
         <w:t xml:space="preserve">, </w:t>
       </w:r>
-      <w:hyperlink r:id="rId100">
-        <w:r>
-          <w:rPr>
-            <w:lang w:val="es_ES" w:bidi="es_ES"/>
-          </w:rPr>
-          <w:rPr>
-            <w:color w:val="0000EE"/>
-            <w:u w:val="single"/>
-          </w:rPr>
-          <w:t>10</w:t>
-        </w:r>
-      </w:hyperlink>
+      <w:r>
+        <w:rPr>
+          <w:lang w:val="es_ES" w:bidi="es_ES"/>
+        </w:rPr>
+        <w:t>10</w:t>
+      </w:r>
       <w:r>
         <w:rPr>
           <w:lang w:val="es_ES" w:bidi="es_ES"/>
         </w:rPr>
         <w:t xml:space="preserve">; </w:t>
       </w:r>
-      <w:hyperlink r:id="rId101">
-        <w:r>
-          <w:rPr>
-            <w:lang w:val="es_ES" w:bidi="es_ES"/>
-          </w:rPr>
-          <w:rPr>
-            <w:color w:val="0000EE"/>
-            <w:u w:val="single"/>
-          </w:rPr>
-          <w:t>7.55</w:t>
-        </w:r>
-      </w:hyperlink>
+      <w:r>
+        <w:rPr>
+          <w:lang w:val="es_ES" w:bidi="es_ES"/>
+        </w:rPr>
+        <w:t>7.55</w:t>
+      </w:r>
       <w:r>
         <w:rPr>
           <w:lang w:val="es_ES" w:bidi="es_ES"/>
         </w:rPr>
         <w:t xml:space="preserve">; </w:t>
       </w:r>
-      <w:hyperlink r:id="rId102">
-        <w:r>
-          <w:rPr>
-            <w:lang w:val="es_ES" w:bidi="es_ES"/>
-          </w:rPr>
-          <w:rPr>
-            <w:color w:val="0000EE"/>
-            <w:u w:val="single"/>
-          </w:rPr>
-          <w:t>11.24</w:t>
-        </w:r>
-      </w:hyperlink>
+      <w:r>
+        <w:rPr>
+          <w:lang w:val="es_ES" w:bidi="es_ES"/>
+        </w:rPr>
+        <w:t>11.24</w:t>
+      </w:r>
       <w:r>
         <w:rPr>
           <w:lang w:val="es_ES" w:bidi="es_ES"/>
         </w:rPr>
         <w:t xml:space="preserve">; </w:t>
       </w:r>
-      <w:hyperlink r:id="rId103">
-        <w:r>
-          <w:rPr>
-            <w:lang w:val="es_ES" w:bidi="es_ES"/>
-          </w:rPr>
-          <w:rPr>
-            <w:color w:val="0000EE"/>
-            <w:u w:val="single"/>
-          </w:rPr>
-          <w:t>13.9</w:t>
-        </w:r>
-      </w:hyperlink>
+      <w:r>
+        <w:rPr>
+          <w:lang w:val="es_ES" w:bidi="es_ES"/>
+        </w:rPr>
+        <w:t>13.9</w:t>
+      </w:r>
       <w:r>
         <w:rPr>
           <w:lang w:val="es_ES" w:bidi="es_ES"/>
         </w:rPr>
         <w:t xml:space="preserve">, </w:t>
       </w:r>
-      <w:hyperlink r:id="rId104">
-        <w:r>
-          <w:rPr>
-            <w:lang w:val="es_ES" w:bidi="es_ES"/>
-          </w:rPr>
-          <w:rPr>
-            <w:color w:val="0000EE"/>
-            <w:u w:val="single"/>
-          </w:rPr>
-          <w:t>52</w:t>
-        </w:r>
-      </w:hyperlink>
+      <w:r>
+        <w:rPr>
+          <w:lang w:val="es_ES" w:bidi="es_ES"/>
+        </w:rPr>
+        <w:t>52</w:t>
+      </w:r>
       <w:r>
         <w:rPr>
           <w:lang w:val="es_ES" w:bidi="es_ES"/>
@@ -2516,252 +1880,168 @@
         </w:rPr>
         <w:t>Hechos muestra la importancia de los individuos que Dios eligió para llevar su mensaje y testificar sobre Cristo. Al principio, los apóstoles —especialmente Pedro— testificaron sobre la vida y el ministerio de Jesús (</w:t>
       </w:r>
-      <w:hyperlink r:id="rId105">
-        <w:r>
-          <w:rPr>
-            <w:lang w:val="es_ES" w:bidi="es_ES"/>
-          </w:rPr>
-          <w:rPr>
-            <w:color w:val="0000EE"/>
-            <w:u w:val="single"/>
-          </w:rPr>
-          <w:t>1.22</w:t>
-        </w:r>
-      </w:hyperlink>
+      <w:r>
+        <w:rPr>
+          <w:lang w:val="es_ES" w:bidi="es_ES"/>
+        </w:rPr>
+        <w:t>1.22</w:t>
+      </w:r>
       <w:r>
         <w:rPr>
           <w:lang w:val="es_ES" w:bidi="es_ES"/>
         </w:rPr>
         <w:t xml:space="preserve">; </w:t>
       </w:r>
-      <w:hyperlink r:id="rId106">
-        <w:r>
-          <w:rPr>
-            <w:lang w:val="es_ES" w:bidi="es_ES"/>
-          </w:rPr>
-          <w:rPr>
-            <w:color w:val="0000EE"/>
-            <w:u w:val="single"/>
-          </w:rPr>
-          <w:t>10.39–41</w:t>
-        </w:r>
-      </w:hyperlink>
+      <w:r>
+        <w:rPr>
+          <w:lang w:val="es_ES" w:bidi="es_ES"/>
+        </w:rPr>
+        <w:t>10.39–41</w:t>
+      </w:r>
       <w:r>
         <w:rPr>
           <w:lang w:val="es_ES" w:bidi="es_ES"/>
         </w:rPr>
         <w:t xml:space="preserve">; ver </w:t>
       </w:r>
-      <w:hyperlink r:id="rId107">
-        <w:r>
-          <w:rPr>
-            <w:lang w:val="es_ES" w:bidi="es_ES"/>
-          </w:rPr>
-          <w:rPr>
-            <w:color w:val="0000EE"/>
-            <w:u w:val="single"/>
-          </w:rPr>
-          <w:t>Lucas 1.2</w:t>
-        </w:r>
-      </w:hyperlink>
+      <w:r>
+        <w:rPr>
+          <w:lang w:val="es_ES" w:bidi="es_ES"/>
+        </w:rPr>
+        <w:t>Lucas 1.2</w:t>
+      </w:r>
       <w:r>
         <w:rPr>
           <w:lang w:val="es_ES" w:bidi="es_ES"/>
         </w:rPr>
         <w:t>) y explicaron la importancia de Jesús en el plan de Dios para redimir a la humanidad (</w:t>
       </w:r>
-      <w:hyperlink r:id="rId108">
-        <w:r>
-          <w:rPr>
-            <w:lang w:val="es_ES" w:bidi="es_ES"/>
-          </w:rPr>
-          <w:rPr>
-            <w:color w:val="0000EE"/>
-            <w:u w:val="single"/>
-          </w:rPr>
-          <w:t>2.40</w:t>
-        </w:r>
-      </w:hyperlink>
+      <w:r>
+        <w:rPr>
+          <w:lang w:val="es_ES" w:bidi="es_ES"/>
+        </w:rPr>
+        <w:t>2.40</w:t>
+      </w:r>
       <w:r>
         <w:rPr>
           <w:lang w:val="es_ES" w:bidi="es_ES"/>
         </w:rPr>
         <w:t xml:space="preserve">; </w:t>
       </w:r>
-      <w:hyperlink r:id="rId109">
-        <w:r>
-          <w:rPr>
-            <w:lang w:val="es_ES" w:bidi="es_ES"/>
-          </w:rPr>
-          <w:rPr>
-            <w:color w:val="0000EE"/>
-            <w:u w:val="single"/>
-          </w:rPr>
-          <w:t>3.15</w:t>
-        </w:r>
-      </w:hyperlink>
+      <w:r>
+        <w:rPr>
+          <w:lang w:val="es_ES" w:bidi="es_ES"/>
+        </w:rPr>
+        <w:t>3.15</w:t>
+      </w:r>
       <w:r>
         <w:rPr>
           <w:lang w:val="es_ES" w:bidi="es_ES"/>
         </w:rPr>
         <w:t xml:space="preserve">; </w:t>
       </w:r>
-      <w:hyperlink r:id="rId110">
-        <w:r>
-          <w:rPr>
-            <w:lang w:val="es_ES" w:bidi="es_ES"/>
-          </w:rPr>
-          <w:rPr>
-            <w:color w:val="0000EE"/>
-            <w:u w:val="single"/>
-          </w:rPr>
-          <w:t>4.33</w:t>
-        </w:r>
-      </w:hyperlink>
+      <w:r>
+        <w:rPr>
+          <w:lang w:val="es_ES" w:bidi="es_ES"/>
+        </w:rPr>
+        <w:t>4.33</w:t>
+      </w:r>
       <w:r>
         <w:rPr>
           <w:lang w:val="es_ES" w:bidi="es_ES"/>
         </w:rPr>
         <w:t xml:space="preserve">; </w:t>
       </w:r>
-      <w:hyperlink r:id="rId111">
-        <w:r>
-          <w:rPr>
-            <w:lang w:val="es_ES" w:bidi="es_ES"/>
-          </w:rPr>
-          <w:rPr>
-            <w:color w:val="0000EE"/>
-            <w:u w:val="single"/>
-          </w:rPr>
-          <w:t>10.42</w:t>
-        </w:r>
-      </w:hyperlink>
+      <w:r>
+        <w:rPr>
+          <w:lang w:val="es_ES" w:bidi="es_ES"/>
+        </w:rPr>
+        <w:t>10.42</w:t>
+      </w:r>
       <w:r>
         <w:rPr>
           <w:lang w:val="es_ES" w:bidi="es_ES"/>
         </w:rPr>
         <w:t>). Más tarde, otros líderes cristianos compartieron la tarea de testificar por su Señor; Esteban y Felipe son dos ejemplos destacados de testigos valientes de la fe (</w:t>
       </w:r>
-      <w:hyperlink r:id="rId47">
-        <w:r>
-          <w:rPr>
-            <w:lang w:val="es_ES" w:bidi="es_ES"/>
-          </w:rPr>
-          <w:rPr>
-            <w:color w:val="0000EE"/>
-            <w:u w:val="single"/>
-          </w:rPr>
-          <w:t>7.2–53</w:t>
-        </w:r>
-      </w:hyperlink>
+      <w:r>
+        <w:rPr>
+          <w:lang w:val="es_ES" w:bidi="es_ES"/>
+        </w:rPr>
+        <w:t>7.2–53</w:t>
+      </w:r>
       <w:r>
         <w:rPr>
           <w:lang w:val="es_ES" w:bidi="es_ES"/>
         </w:rPr>
         <w:t xml:space="preserve">; </w:t>
       </w:r>
-      <w:hyperlink r:id="rId112">
-        <w:r>
-          <w:rPr>
-            <w:lang w:val="es_ES" w:bidi="es_ES"/>
-          </w:rPr>
-          <w:rPr>
-            <w:color w:val="0000EE"/>
-            <w:u w:val="single"/>
-          </w:rPr>
-          <w:t>8.4–40</w:t>
-        </w:r>
-      </w:hyperlink>
+      <w:r>
+        <w:rPr>
+          <w:lang w:val="es_ES" w:bidi="es_ES"/>
+        </w:rPr>
+        <w:t>8.4–40</w:t>
+      </w:r>
       <w:r>
         <w:rPr>
           <w:lang w:val="es_ES" w:bidi="es_ES"/>
         </w:rPr>
         <w:t xml:space="preserve">). Otros cristianos simplemente compartían su fe cuando tenían oportunidad (p. ej., </w:t>
       </w:r>
-      <w:hyperlink r:id="rId113">
-        <w:r>
-          <w:rPr>
-            <w:lang w:val="es_ES" w:bidi="es_ES"/>
-          </w:rPr>
-          <w:rPr>
-            <w:color w:val="0000EE"/>
-            <w:u w:val="single"/>
-          </w:rPr>
-          <w:t>8.1–4</w:t>
-        </w:r>
-      </w:hyperlink>
+      <w:r>
+        <w:rPr>
+          <w:lang w:val="es_ES" w:bidi="es_ES"/>
+        </w:rPr>
+        <w:t>8.1–4</w:t>
+      </w:r>
       <w:r>
         <w:rPr>
           <w:lang w:val="es_ES" w:bidi="es_ES"/>
         </w:rPr>
         <w:t xml:space="preserve">; </w:t>
       </w:r>
-      <w:hyperlink r:id="rId114">
-        <w:r>
-          <w:rPr>
-            <w:lang w:val="es_ES" w:bidi="es_ES"/>
-          </w:rPr>
-          <w:rPr>
-            <w:color w:val="0000EE"/>
-            <w:u w:val="single"/>
-          </w:rPr>
-          <w:t>11.19–21</w:t>
-        </w:r>
-      </w:hyperlink>
+      <w:r>
+        <w:rPr>
+          <w:lang w:val="es_ES" w:bidi="es_ES"/>
+        </w:rPr>
+        <w:t>11.19–21</w:t>
+      </w:r>
       <w:r>
         <w:rPr>
           <w:lang w:val="es_ES" w:bidi="es_ES"/>
         </w:rPr>
         <w:t>). Más tarde, Dios llamó a Pablo para participar en esta obra como su "instrumento escogido para llevar [su] mensaje a los gentiles y a los reyes, así como a los hijos de Israel" (</w:t>
       </w:r>
-      <w:hyperlink r:id="rId29">
-        <w:r>
-          <w:rPr>
-            <w:lang w:val="es_ES" w:bidi="es_ES"/>
-          </w:rPr>
-          <w:rPr>
-            <w:color w:val="0000EE"/>
-            <w:u w:val="single"/>
-          </w:rPr>
-          <w:t>9.15</w:t>
-        </w:r>
-      </w:hyperlink>
+      <w:r>
+        <w:rPr>
+          <w:lang w:val="es_ES" w:bidi="es_ES"/>
+        </w:rPr>
+        <w:t>9.15</w:t>
+      </w:r>
       <w:r>
         <w:rPr>
           <w:lang w:val="es_ES" w:bidi="es_ES"/>
         </w:rPr>
         <w:t xml:space="preserve">; </w:t>
       </w:r>
-      <w:hyperlink r:id="rId115">
-        <w:r>
-          <w:rPr>
-            <w:lang w:val="es_ES" w:bidi="es_ES"/>
-          </w:rPr>
-          <w:rPr>
-            <w:color w:val="0000EE"/>
-            <w:u w:val="single"/>
-          </w:rPr>
-          <w:t>22.1–21</w:t>
-        </w:r>
-      </w:hyperlink>
+      <w:r>
+        <w:rPr>
+          <w:lang w:val="es_ES" w:bidi="es_ES"/>
+        </w:rPr>
+        <w:t>22.1–21</w:t>
+      </w:r>
       <w:r>
         <w:rPr>
           <w:lang w:val="es_ES" w:bidi="es_ES"/>
         </w:rPr>
         <w:t xml:space="preserve">; </w:t>
       </w:r>
-      <w:hyperlink r:id="rId116">
-        <w:r>
-          <w:rPr>
-            <w:lang w:val="es_ES" w:bidi="es_ES"/>
-          </w:rPr>
-          <w:rPr>
-            <w:color w:val="0000EE"/>
-            <w:u w:val="single"/>
-          </w:rPr>
-          <w:t>26.2–23</w:t>
-        </w:r>
-      </w:hyperlink>
+      <w:r>
+        <w:rPr>
+          <w:lang w:val="es_ES" w:bidi="es_ES"/>
+        </w:rPr>
+        <w:t>26.2–23</w:t>
+      </w:r>
       <w:r>
         <w:rPr>
           <w:lang w:val="es_ES" w:bidi="es_ES"/>
@@ -2782,180 +2062,120 @@
         </w:rPr>
         <w:t>Los apóstoles proclamaron que la muerte y resurrección de Jesús era el plan de Dios en cumplimiento de las Escrituras (</w:t>
       </w:r>
-      <w:hyperlink r:id="rId117">
-        <w:r>
-          <w:rPr>
-            <w:lang w:val="es_ES" w:bidi="es_ES"/>
-          </w:rPr>
-          <w:rPr>
-            <w:color w:val="0000EE"/>
-            <w:u w:val="single"/>
-          </w:rPr>
-          <w:t>2.22–36</w:t>
-        </w:r>
-      </w:hyperlink>
+      <w:r>
+        <w:rPr>
+          <w:lang w:val="es_ES" w:bidi="es_ES"/>
+        </w:rPr>
+        <w:t>2.22–36</w:t>
+      </w:r>
       <w:r>
         <w:rPr>
           <w:lang w:val="es_ES" w:bidi="es_ES"/>
         </w:rPr>
         <w:t xml:space="preserve">; </w:t>
       </w:r>
-      <w:hyperlink r:id="rId109">
-        <w:r>
-          <w:rPr>
-            <w:lang w:val="es_ES" w:bidi="es_ES"/>
-          </w:rPr>
-          <w:rPr>
-            <w:color w:val="0000EE"/>
-            <w:u w:val="single"/>
-          </w:rPr>
-          <w:t>3.15</w:t>
-        </w:r>
-      </w:hyperlink>
+      <w:r>
+        <w:rPr>
+          <w:lang w:val="es_ES" w:bidi="es_ES"/>
+        </w:rPr>
+        <w:t>3.15</w:t>
+      </w:r>
       <w:r>
         <w:rPr>
           <w:lang w:val="es_ES" w:bidi="es_ES"/>
         </w:rPr>
         <w:t xml:space="preserve">; </w:t>
       </w:r>
-      <w:hyperlink r:id="rId118">
-        <w:r>
-          <w:rPr>
-            <w:lang w:val="es_ES" w:bidi="es_ES"/>
-          </w:rPr>
-          <w:rPr>
-            <w:color w:val="0000EE"/>
-            <w:u w:val="single"/>
-          </w:rPr>
-          <w:t>4.27–28</w:t>
-        </w:r>
-      </w:hyperlink>
+      <w:r>
+        <w:rPr>
+          <w:lang w:val="es_ES" w:bidi="es_ES"/>
+        </w:rPr>
+        <w:t>4.27–28</w:t>
+      </w:r>
       <w:r>
         <w:rPr>
           <w:lang w:val="es_ES" w:bidi="es_ES"/>
         </w:rPr>
         <w:t xml:space="preserve">, </w:t>
       </w:r>
-      <w:hyperlink r:id="rId110">
-        <w:r>
-          <w:rPr>
-            <w:lang w:val="es_ES" w:bidi="es_ES"/>
-          </w:rPr>
-          <w:rPr>
-            <w:color w:val="0000EE"/>
-            <w:u w:val="single"/>
-          </w:rPr>
-          <w:t>33</w:t>
-        </w:r>
-      </w:hyperlink>
+      <w:r>
+        <w:rPr>
+          <w:lang w:val="es_ES" w:bidi="es_ES"/>
+        </w:rPr>
+        <w:t>33</w:t>
+      </w:r>
       <w:r>
         <w:rPr>
           <w:lang w:val="es_ES" w:bidi="es_ES"/>
         </w:rPr>
         <w:t xml:space="preserve">; </w:t>
       </w:r>
-      <w:hyperlink r:id="rId119">
-        <w:r>
-          <w:rPr>
-            <w:lang w:val="es_ES" w:bidi="es_ES"/>
-          </w:rPr>
-          <w:rPr>
-            <w:color w:val="0000EE"/>
-            <w:u w:val="single"/>
-          </w:rPr>
-          <w:t>7.52</w:t>
-        </w:r>
-      </w:hyperlink>
+      <w:r>
+        <w:rPr>
+          <w:lang w:val="es_ES" w:bidi="es_ES"/>
+        </w:rPr>
+        <w:t>7.52</w:t>
+      </w:r>
       <w:r>
         <w:rPr>
           <w:lang w:val="es_ES" w:bidi="es_ES"/>
         </w:rPr>
         <w:t xml:space="preserve">; </w:t>
       </w:r>
-      <w:hyperlink r:id="rId120">
-        <w:r>
-          <w:rPr>
-            <w:lang w:val="es_ES" w:bidi="es_ES"/>
-          </w:rPr>
-          <w:rPr>
-            <w:color w:val="0000EE"/>
-            <w:u w:val="single"/>
-          </w:rPr>
-          <w:t>8.32–35</w:t>
-        </w:r>
-      </w:hyperlink>
+      <w:r>
+        <w:rPr>
+          <w:lang w:val="es_ES" w:bidi="es_ES"/>
+        </w:rPr>
+        <w:t>8.32–35</w:t>
+      </w:r>
       <w:r>
         <w:rPr>
           <w:lang w:val="es_ES" w:bidi="es_ES"/>
         </w:rPr>
         <w:t xml:space="preserve">; </w:t>
       </w:r>
-      <w:hyperlink r:id="rId121">
-        <w:r>
-          <w:rPr>
-            <w:lang w:val="es_ES" w:bidi="es_ES"/>
-          </w:rPr>
-          <w:rPr>
-            <w:color w:val="0000EE"/>
-            <w:u w:val="single"/>
-          </w:rPr>
-          <w:t>10.38–43</w:t>
-        </w:r>
-      </w:hyperlink>
+      <w:r>
+        <w:rPr>
+          <w:lang w:val="es_ES" w:bidi="es_ES"/>
+        </w:rPr>
+        <w:t>10.38–43</w:t>
+      </w:r>
       <w:r>
         <w:rPr>
           <w:lang w:val="es_ES" w:bidi="es_ES"/>
         </w:rPr>
         <w:t xml:space="preserve">; </w:t>
       </w:r>
-      <w:hyperlink r:id="rId122">
-        <w:r>
-          <w:rPr>
-            <w:lang w:val="es_ES" w:bidi="es_ES"/>
-          </w:rPr>
-          <w:rPr>
-            <w:color w:val="0000EE"/>
-            <w:u w:val="single"/>
-          </w:rPr>
-          <w:t>13.26–39</w:t>
-        </w:r>
-      </w:hyperlink>
+      <w:r>
+        <w:rPr>
+          <w:lang w:val="es_ES" w:bidi="es_ES"/>
+        </w:rPr>
+        <w:t>13.26–39</w:t>
+      </w:r>
       <w:r>
         <w:rPr>
           <w:lang w:val="es_ES" w:bidi="es_ES"/>
         </w:rPr>
         <w:t>). Jesús fue el designado para redimir a la humanidad, por lo que el mensaje de los apóstoles era: "Cree en el Señor Jesucristo, y serás salvo" (</w:t>
       </w:r>
-      <w:hyperlink r:id="rId123">
-        <w:r>
-          <w:rPr>
-            <w:lang w:val="es_ES" w:bidi="es_ES"/>
-          </w:rPr>
-          <w:rPr>
-            <w:color w:val="0000EE"/>
-            <w:u w:val="single"/>
-          </w:rPr>
-          <w:t>16.31</w:t>
-        </w:r>
-      </w:hyperlink>
+      <w:r>
+        <w:rPr>
+          <w:lang w:val="es_ES" w:bidi="es_ES"/>
+        </w:rPr>
+        <w:t>16.31</w:t>
+      </w:r>
       <w:r>
         <w:rPr>
           <w:lang w:val="es_ES" w:bidi="es_ES"/>
         </w:rPr>
         <w:t>). Dios ofrece su gracia y perdón a todos, y “hay paz con Dios por medio de Jesucristo, quien es Señor de todos” (</w:t>
       </w:r>
-      <w:hyperlink r:id="rId90">
-        <w:r>
-          <w:rPr>
-            <w:lang w:val="es_ES" w:bidi="es_ES"/>
-          </w:rPr>
-          <w:rPr>
-            <w:color w:val="0000EE"/>
-            <w:u w:val="single"/>
-          </w:rPr>
-          <w:t>10.36</w:t>
-        </w:r>
-      </w:hyperlink>
+      <w:r>
+        <w:rPr>
+          <w:lang w:val="es_ES" w:bidi="es_ES"/>
+        </w:rPr>
+        <w:t>10.36</w:t>
+      </w:r>
       <w:r>
         <w:rPr>
           <w:lang w:val="es_ES" w:bidi="es_ES"/>
@@ -2976,36 +2196,24 @@
         </w:rPr>
         <w:t>Finalmente, el libro de los Hechos demuestra que ninguna oposición puede impedir que las buenas nuevas de Jesucristo se difundan. Los mensajeros de estas buenas noticias enfrentaron encarcelamiento, daño físico e incluso la muerte. No obstante, el mensaje se difundió desde un pequeño grupo reunido en una sala en Jerusalén (</w:t>
       </w:r>
-      <w:hyperlink r:id="rId124">
-        <w:r>
-          <w:rPr>
-            <w:lang w:val="es_ES" w:bidi="es_ES"/>
-          </w:rPr>
-          <w:rPr>
-            <w:color w:val="0000EE"/>
-            <w:u w:val="single"/>
-          </w:rPr>
-          <w:t>1.12–14</w:t>
-        </w:r>
-      </w:hyperlink>
+      <w:r>
+        <w:rPr>
+          <w:lang w:val="es_ES" w:bidi="es_ES"/>
+        </w:rPr>
+        <w:t>1.12–14</w:t>
+      </w:r>
       <w:r>
         <w:rPr>
           <w:lang w:val="es_ES" w:bidi="es_ES"/>
         </w:rPr>
         <w:t>) hasta judíos y gentiles dispersos por todo el mundo romano. De hecho, el libro encierra con Pablo compartiendo el mensaje libremente en el epicentro del mundo conocido (</w:t>
       </w:r>
-      <w:hyperlink r:id="rId125">
-        <w:r>
-          <w:rPr>
-            <w:lang w:val="es_ES" w:bidi="es_ES"/>
-          </w:rPr>
-          <w:rPr>
-            <w:color w:val="0000EE"/>
-            <w:u w:val="single"/>
-          </w:rPr>
-          <w:t>28.30–31</w:t>
-        </w:r>
-      </w:hyperlink>
+      <w:r>
+        <w:rPr>
+          <w:lang w:val="es_ES" w:bidi="es_ES"/>
+        </w:rPr>
+        <w:t>28.30–31</w:t>
+      </w:r>
       <w:r>
         <w:rPr>
           <w:lang w:val="es_ES" w:bidi="es_ES"/>
@@ -3051,36 +2259,24 @@
         </w:rPr>
         <w:t>Eventos desde el 30 al 50 d.C. Sabemos por fuentes romanas que Herodes Agripa I murió en el año 44 d.C. (</w:t>
       </w:r>
-      <w:hyperlink r:id="rId126">
-        <w:r>
-          <w:rPr>
-            <w:lang w:val="es_ES" w:bidi="es_ES"/>
-          </w:rPr>
-          <w:rPr>
-            <w:color w:val="0000EE"/>
-            <w:u w:val="single"/>
-          </w:rPr>
-          <w:t>Hechos 12.23</w:t>
-        </w:r>
-      </w:hyperlink>
+      <w:r>
+        <w:rPr>
+          <w:lang w:val="es_ES" w:bidi="es_ES"/>
+        </w:rPr>
+        <w:t>Hechos 12.23</w:t>
+      </w:r>
       <w:r>
         <w:rPr>
           <w:lang w:val="es_ES" w:bidi="es_ES"/>
         </w:rPr>
         <w:t>), por lo que la ejecución del apóstol Santiago y el encarcelamiento de Pedro (</w:t>
       </w:r>
-      <w:hyperlink r:id="rId127">
-        <w:r>
-          <w:rPr>
-            <w:lang w:val="es_ES" w:bidi="es_ES"/>
-          </w:rPr>
-          <w:rPr>
-            <w:color w:val="0000EE"/>
-            <w:u w:val="single"/>
-          </w:rPr>
-          <w:t>12.2–17</w:t>
-        </w:r>
-      </w:hyperlink>
+      <w:r>
+        <w:rPr>
+          <w:lang w:val="es_ES" w:bidi="es_ES"/>
+        </w:rPr>
+        <w:t>12.2–17</w:t>
+      </w:r>
       <w:r>
         <w:rPr>
           <w:lang w:val="es_ES" w:bidi="es_ES"/>
@@ -3101,36 +2297,24 @@
         </w:rPr>
         <w:t>La gran hambre profetizada por Agabo azotó Judea durante el reinado del emperador Claudio (</w:t>
       </w:r>
-      <w:hyperlink r:id="rId128">
-        <w:r>
-          <w:rPr>
-            <w:lang w:val="es_ES" w:bidi="es_ES"/>
-          </w:rPr>
-          <w:rPr>
-            <w:color w:val="0000EE"/>
-            <w:u w:val="single"/>
-          </w:rPr>
-          <w:t>11.28–29</w:t>
-        </w:r>
-      </w:hyperlink>
+      <w:r>
+        <w:rPr>
+          <w:lang w:val="es_ES" w:bidi="es_ES"/>
+        </w:rPr>
+        <w:t>11.28–29</w:t>
+      </w:r>
       <w:r>
         <w:rPr>
           <w:lang w:val="es_ES" w:bidi="es_ES"/>
         </w:rPr>
         <w:t>). Mientras la iglesia en Antioquía enviaba ayuda por la hambruna a la iglesia en Jerusalén, Bernabé y Pablo fueron designados para llevar el dinero (</w:t>
       </w:r>
-      <w:hyperlink r:id="rId129">
-        <w:r>
-          <w:rPr>
-            <w:lang w:val="es_ES" w:bidi="es_ES"/>
-          </w:rPr>
-          <w:rPr>
-            <w:color w:val="0000EE"/>
-            <w:u w:val="single"/>
-          </w:rPr>
-          <w:t>11.29–30</w:t>
-        </w:r>
-      </w:hyperlink>
+      <w:r>
+        <w:rPr>
+          <w:lang w:val="es_ES" w:bidi="es_ES"/>
+        </w:rPr>
+        <w:t>11.29–30</w:t>
+      </w:r>
       <w:r>
         <w:rPr>
           <w:lang w:val="es_ES" w:bidi="es_ES"/>
@@ -3151,72 +2335,48 @@
         </w:rPr>
         <w:t>Mientras Pablo estaba en Corinto en su segundo viaje misionero, Galión era gobernador de Acaya (</w:t>
       </w:r>
-      <w:hyperlink r:id="rId130">
-        <w:r>
-          <w:rPr>
-            <w:lang w:val="es_ES" w:bidi="es_ES"/>
-          </w:rPr>
-          <w:rPr>
-            <w:color w:val="0000EE"/>
-            <w:u w:val="single"/>
-          </w:rPr>
-          <w:t>18.12</w:t>
-        </w:r>
-      </w:hyperlink>
+      <w:r>
+        <w:rPr>
+          <w:lang w:val="es_ES" w:bidi="es_ES"/>
+        </w:rPr>
+        <w:t>18.12</w:t>
+      </w:r>
       <w:r>
         <w:rPr>
           <w:lang w:val="es_ES" w:bidi="es_ES"/>
         </w:rPr>
         <w:t xml:space="preserve">). Una inscripción descubierta en las cercanías de Delfos indica que el mandato de Galión fue del 51 al 52 d.C. El incidente en </w:t>
       </w:r>
-      <w:hyperlink r:id="rId131">
-        <w:r>
-          <w:rPr>
-            <w:lang w:val="es_ES" w:bidi="es_ES"/>
-          </w:rPr>
-          <w:rPr>
-            <w:color w:val="0000EE"/>
-            <w:u w:val="single"/>
-          </w:rPr>
-          <w:t>18.12–17</w:t>
-        </w:r>
-      </w:hyperlink>
+      <w:r>
+        <w:rPr>
+          <w:lang w:val="es_ES" w:bidi="es_ES"/>
+        </w:rPr>
+        <w:t>18.12–17</w:t>
+      </w:r>
       <w:r>
         <w:rPr>
           <w:lang w:val="es_ES" w:bidi="es_ES"/>
         </w:rPr>
         <w:t xml:space="preserve"> probablemente ocurrió al comienzo del mandato de Galión. No mucho después Pablo dejó Corinto, probablemente en el verano u otoño del año 52 d.C. Pablo había pasado dieciocho meses en Corinto (</w:t>
       </w:r>
-      <w:hyperlink r:id="rId132">
-        <w:r>
-          <w:rPr>
-            <w:lang w:val="es_ES" w:bidi="es_ES"/>
-          </w:rPr>
-          <w:rPr>
-            <w:color w:val="0000EE"/>
-            <w:u w:val="single"/>
-          </w:rPr>
-          <w:t>18.11</w:t>
-        </w:r>
-      </w:hyperlink>
+      <w:r>
+        <w:rPr>
+          <w:lang w:val="es_ES" w:bidi="es_ES"/>
+        </w:rPr>
+        <w:t>18.11</w:t>
+      </w:r>
       <w:r>
         <w:rPr>
           <w:lang w:val="es_ES" w:bidi="es_ES"/>
         </w:rPr>
         <w:t xml:space="preserve">), por lo que probablemente llegó a principios del año 50 d.C. Esa fecha de llegada está confirmada en </w:t>
       </w:r>
-      <w:hyperlink r:id="rId72">
-        <w:r>
-          <w:rPr>
-            <w:lang w:val="es_ES" w:bidi="es_ES"/>
-          </w:rPr>
-          <w:rPr>
-            <w:color w:val="0000EE"/>
-            <w:u w:val="single"/>
-          </w:rPr>
-          <w:t>18.2</w:t>
-        </w:r>
-      </w:hyperlink>
+      <w:r>
+        <w:rPr>
+          <w:lang w:val="es_ES" w:bidi="es_ES"/>
+        </w:rPr>
+        <w:t>18.2</w:t>
+      </w:r>
       <w:r>
         <w:rPr>
           <w:lang w:val="es_ES" w:bidi="es_ES"/>
@@ -3249,108 +2409,72 @@
         </w:rPr>
         <w:t xml:space="preserve"> reemplazó a Félix como gobernador de Judea durante el encarcelamiento de Pablo en Cesarea (</w:t>
       </w:r>
-      <w:hyperlink r:id="rId133">
-        <w:r>
-          <w:rPr>
-            <w:lang w:val="es_ES" w:bidi="es_ES"/>
-          </w:rPr>
-          <w:rPr>
-            <w:color w:val="0000EE"/>
-            <w:u w:val="single"/>
-          </w:rPr>
-          <w:t>24.27</w:t>
-        </w:r>
-      </w:hyperlink>
+      <w:r>
+        <w:rPr>
+          <w:lang w:val="es_ES" w:bidi="es_ES"/>
+        </w:rPr>
+        <w:t>24.27</w:t>
+      </w:r>
       <w:r>
         <w:rPr>
           <w:lang w:val="es_ES" w:bidi="es_ES"/>
         </w:rPr>
         <w:t>), probablemente en el verano del año 59 d.C. Este evento nos ayuda a datar eventos en el resto del libro de los Hechos. El arresto de Pablo (</w:t>
       </w:r>
-      <w:hyperlink r:id="rId134">
-        <w:r>
-          <w:rPr>
-            <w:lang w:val="es_ES" w:bidi="es_ES"/>
-          </w:rPr>
-          <w:rPr>
-            <w:color w:val="0000EE"/>
-            <w:u w:val="single"/>
-          </w:rPr>
-          <w:t>21.33</w:t>
-        </w:r>
-      </w:hyperlink>
+      <w:r>
+        <w:rPr>
+          <w:lang w:val="es_ES" w:bidi="es_ES"/>
+        </w:rPr>
+        <w:t>21.33</w:t>
+      </w:r>
       <w:r>
         <w:rPr>
           <w:lang w:val="es_ES" w:bidi="es_ES"/>
         </w:rPr>
         <w:t>) fue aproximadamente dos años antes (57 d.C.). A principios de esa primavera, Pablo había celebrado la pascua en Filipos (</w:t>
       </w:r>
-      <w:hyperlink r:id="rId135">
-        <w:r>
-          <w:rPr>
-            <w:lang w:val="es_ES" w:bidi="es_ES"/>
-          </w:rPr>
-          <w:rPr>
-            <w:color w:val="0000EE"/>
-            <w:u w:val="single"/>
-          </w:rPr>
-          <w:t>20.6</w:t>
-        </w:r>
-      </w:hyperlink>
+      <w:r>
+        <w:rPr>
+          <w:lang w:val="es_ES" w:bidi="es_ES"/>
+        </w:rPr>
+        <w:t>20.6</w:t>
+      </w:r>
       <w:r>
         <w:rPr>
           <w:lang w:val="es_ES" w:bidi="es_ES"/>
         </w:rPr>
         <w:t>; abril del año 57 d.C.). Pablo acababa de pasar tres meses en Grecia (</w:t>
       </w:r>
-      <w:hyperlink r:id="rId136">
-        <w:r>
-          <w:rPr>
-            <w:lang w:val="es_ES" w:bidi="es_ES"/>
-          </w:rPr>
-          <w:rPr>
-            <w:color w:val="0000EE"/>
-            <w:u w:val="single"/>
-          </w:rPr>
-          <w:t>20.3</w:t>
-        </w:r>
-      </w:hyperlink>
+      <w:r>
+        <w:rPr>
+          <w:lang w:val="es_ES" w:bidi="es_ES"/>
+        </w:rPr>
+        <w:t>20.3</w:t>
+      </w:r>
       <w:r>
         <w:rPr>
           <w:lang w:val="es_ES" w:bidi="es_ES"/>
         </w:rPr>
         <w:t xml:space="preserve">), probablemente el invierno del año 56–57 d.C. (ver </w:t>
       </w:r>
-      <w:hyperlink r:id="rId137">
-        <w:r>
-          <w:rPr>
-            <w:lang w:val="es_ES" w:bidi="es_ES"/>
-          </w:rPr>
-          <w:rPr>
-            <w:color w:val="0000EE"/>
-            <w:u w:val="single"/>
-          </w:rPr>
-          <w:t>1 Cor 16.6</w:t>
-        </w:r>
-      </w:hyperlink>
+      <w:r>
+        <w:rPr>
+          <w:lang w:val="es_ES" w:bidi="es_ES"/>
+        </w:rPr>
+        <w:t>1 Cor 16.6</w:t>
+      </w:r>
       <w:r>
         <w:rPr>
           <w:lang w:val="es_ES" w:bidi="es_ES"/>
         </w:rPr>
         <w:t>). Anteriormente, Pablo había pasado tres años en Éfeso (</w:t>
       </w:r>
-      <w:hyperlink r:id="rId138">
-        <w:r>
-          <w:rPr>
-            <w:lang w:val="es_ES" w:bidi="es_ES"/>
-          </w:rPr>
-          <w:rPr>
-            <w:color w:val="0000EE"/>
-            <w:u w:val="single"/>
-          </w:rPr>
-          <w:t>Hechos 20.31</w:t>
-        </w:r>
-      </w:hyperlink>
+      <w:r>
+        <w:rPr>
+          <w:lang w:val="es_ES" w:bidi="es_ES"/>
+        </w:rPr>
+        <w:t>Hechos 20.31</w:t>
+      </w:r>
       <w:r>
         <w:rPr>
           <w:lang w:val="es_ES" w:bidi="es_ES"/>
@@ -3371,72 +2495,48 @@
         </w:rPr>
         <w:t>Después de que Festo llegó en el verano del año 59 d.C., Pablo rápidamente fue juzgado y apeló a César (</w:t>
       </w:r>
-      <w:hyperlink r:id="rId139">
-        <w:r>
-          <w:rPr>
-            <w:lang w:val="es_ES" w:bidi="es_ES"/>
-          </w:rPr>
-          <w:rPr>
-            <w:color w:val="0000EE"/>
-            <w:u w:val="single"/>
-          </w:rPr>
-          <w:t>25.1–12</w:t>
-        </w:r>
-      </w:hyperlink>
+      <w:r>
+        <w:rPr>
+          <w:lang w:val="es_ES" w:bidi="es_ES"/>
+        </w:rPr>
+        <w:t>25.1–12</w:t>
+      </w:r>
       <w:r>
         <w:rPr>
           <w:lang w:val="es_ES" w:bidi="es_ES"/>
         </w:rPr>
         <w:t>). El viaje a Roma probablemente comenzó en el otoño del año 59 d.C. (</w:t>
       </w:r>
-      <w:hyperlink r:id="rId140">
-        <w:r>
-          <w:rPr>
-            <w:lang w:val="es_ES" w:bidi="es_ES"/>
-          </w:rPr>
-          <w:rPr>
-            <w:color w:val="0000EE"/>
-            <w:u w:val="single"/>
-          </w:rPr>
-          <w:t>27.2</w:t>
-        </w:r>
-      </w:hyperlink>
+      <w:r>
+        <w:rPr>
+          <w:lang w:val="es_ES" w:bidi="es_ES"/>
+        </w:rPr>
+        <w:t>27.2</w:t>
+      </w:r>
       <w:r>
         <w:rPr>
           <w:lang w:val="es_ES" w:bidi="es_ES"/>
         </w:rPr>
         <w:t>) y terminó a principios del año 60 d.C. (</w:t>
       </w:r>
-      <w:hyperlink r:id="rId141">
-        <w:r>
-          <w:rPr>
-            <w:lang w:val="es_ES" w:bidi="es_ES"/>
-          </w:rPr>
-          <w:rPr>
-            <w:color w:val="0000EE"/>
-            <w:u w:val="single"/>
-          </w:rPr>
-          <w:t>28.11–16</w:t>
-        </w:r>
-      </w:hyperlink>
+      <w:r>
+        <w:rPr>
+          <w:lang w:val="es_ES" w:bidi="es_ES"/>
+        </w:rPr>
+        <w:t>28.11–16</w:t>
+      </w:r>
       <w:r>
         <w:rPr>
           <w:lang w:val="es_ES" w:bidi="es_ES"/>
         </w:rPr>
         <w:t>). Pablo se quedó en Roma "durante los próximos dos años" (</w:t>
       </w:r>
-      <w:hyperlink r:id="rId142">
-        <w:r>
-          <w:rPr>
-            <w:lang w:val="es_ES" w:bidi="es_ES"/>
-          </w:rPr>
-          <w:rPr>
-            <w:color w:val="0000EE"/>
-            <w:u w:val="single"/>
-          </w:rPr>
-          <w:t>28.30</w:t>
-        </w:r>
-      </w:hyperlink>
+      <w:r>
+        <w:rPr>
+          <w:lang w:val="es_ES" w:bidi="es_ES"/>
+        </w:rPr>
+        <w:t>28.30</w:t>
+      </w:r>
       <w:r>
         <w:rPr>
           <w:lang w:val="es_ES" w:bidi="es_ES"/>
